--- a/docs6.4/问题归档.docx
+++ b/docs6.4/问题归档.docx
@@ -2369,6 +2369,1547 @@
         <w:t>缓存键算法变更后，所有新请求生成的缓存键都是 SHA256 格式（v1:prefix:func:sha256_digest），与旧的 MD5 格式键不匹配，相当于缓存全部失效（Cold Start）。短期内所有请求都会穿透到后端/数据库，可能造成瞬时负载升高。处理策略：一是加了缓存版本号前缀（v1:），旧键没有版本号，自然不会命中，但也不会报错——Redis 的 GET 对不存在的键返回 nil；二是旧键会在 TTL 到期后被 Redis 自动淘汰，不需要手动清理；三是如果担心瞬时压力，可以在低峰期部署，让缓存逐步预热。版本号机制的真正价值在未来——下次数据结构变更时只需递增 _CACHE_VERSION 到 2，不需要再经历一次全量缓存失效的讨论。</w:t>
       </w:r>
     </w:p>
+    <w:p>
+      <w:r>
+        <w:br w:type="page"/>
+      </w:r>
+    </w:p>
+    <w:p>
+      <w:pPr>
+        <w:pStyle w:val="Heading1"/>
+      </w:pPr>
+      <w:r>
+        <w:rPr>
+          <w:rFonts w:ascii="Times New Roman" w:hAnsi="Times New Roman" w:eastAsia="黑体"/>
+          <w:b/>
+          <w:sz w:val="32"/>
+        </w:rPr>
+        <w:t>RAG 全链路端到端集成测试：6 个实际运行问题的发现与定位</w:t>
+      </w:r>
+    </w:p>
+    <w:p>
+      <w:pPr>
+        <w:jc w:val="right"/>
+      </w:pPr>
+      <w:r>
+        <w:rPr>
+          <w:rFonts w:ascii="Times New Roman" w:hAnsi="Times New Roman" w:eastAsia="宋体"/>
+          <w:b w:val="0"/>
+          <w:color w:val="888888"/>
+          <w:sz w:val="21"/>
+        </w:rPr>
+        <w:t>2026-06-04</w:t>
+      </w:r>
+    </w:p>
+    <w:p>
+      <w:pPr>
+        <w:pBdr>
+          <w:bottom w:val="single" w:sz="6" w:space="1" w:color="CCCCCC"/>
+        </w:pBdr>
+      </w:pPr>
+    </w:p>
+    <w:p>
+      <w:pPr>
+        <w:spacing w:before="240"/>
+      </w:pPr>
+      <w:r>
+        <w:rPr>
+          <w:rFonts w:ascii="Times New Roman" w:hAnsi="Times New Roman" w:eastAsia="黑体"/>
+          <w:b/>
+          <w:sz w:val="28"/>
+        </w:rPr>
+        <w:t>一、问题分析</w:t>
+      </w:r>
+    </w:p>
+    <w:p>
+      <w:r>
+        <w:rPr>
+          <w:rFonts w:ascii="Times New Roman" w:hAnsi="Times New Roman" w:eastAsia="宋体"/>
+          <w:b w:val="0"/>
+          <w:sz w:val="24"/>
+        </w:rPr>
+        <w:t>用户原话：你去看ModelHub 简历技术栈方案与深化路线.md，你先分析第一条RAG链路，你去实际测评我目前这个项目在那些环节里是真实落地了吗？是没问题的吗？你好好评测一下，我觉得知识库、检索测评、以及智能问答的时候都有很多问题啊。</w:t>
+      </w:r>
+    </w:p>
+    <w:p>
+      <w:r>
+        <w:rPr>
+          <w:rFonts w:ascii="Times New Roman" w:hAnsi="Times New Roman" w:eastAsia="宋体"/>
+          <w:b w:val="0"/>
+          <w:sz w:val="24"/>
+        </w:rPr>
+        <w:t>专业表述：对照 RAG Pipeline 技术规格文档，对 ModelHub 的 RAG 全链路进行端到端集成测试，验证文档解析、分块、BM25、混合检索、RRF融合、Rerank、Grounding、Chat问答、Agent工具调用各环节是否真实可用</w:t>
+      </w:r>
+    </w:p>
+    <w:p/>
+    <w:tbl>
+      <w:tblPr>
+        <w:tblStyle w:val="TableGrid"/>
+        <w:tblW w:type="auto" w:w="0"/>
+        <w:jc w:val="center"/>
+        <w:tblLook w:firstColumn="1" w:firstRow="1" w:lastColumn="0" w:lastRow="0" w:noHBand="0" w:noVBand="1" w:val="04A0"/>
+      </w:tblPr>
+      <w:tblGrid>
+        <w:gridCol w:w="2880"/>
+        <w:gridCol w:w="2880"/>
+        <w:gridCol w:w="2880"/>
+      </w:tblGrid>
+      <w:tr>
+        <w:tc>
+          <w:tcPr>
+            <w:tcW w:type="dxa" w:w="2880"/>
+            <w:shd w:val="clear" w:color="auto" w:fill="E8E8E8"/>
+          </w:tcPr>
+          <w:p>
+            <w:r/>
+            <w:r>
+              <w:rPr>
+                <w:rFonts w:ascii="Times New Roman" w:hAnsi="Times New Roman" w:eastAsia="黑体"/>
+                <w:b/>
+                <w:sz w:val="24"/>
+              </w:rPr>
+              <w:t>你说的</w:t>
+            </w:r>
+          </w:p>
+        </w:tc>
+        <w:tc>
+          <w:tcPr>
+            <w:tcW w:type="dxa" w:w="2880"/>
+            <w:shd w:val="clear" w:color="auto" w:fill="E8E8E8"/>
+          </w:tcPr>
+          <w:p>
+            <w:r/>
+            <w:r>
+              <w:rPr>
+                <w:rFonts w:ascii="Times New Roman" w:hAnsi="Times New Roman" w:eastAsia="黑体"/>
+                <w:b/>
+                <w:sz w:val="24"/>
+              </w:rPr>
+              <w:t>专业说法</w:t>
+            </w:r>
+          </w:p>
+        </w:tc>
+        <w:tc>
+          <w:tcPr>
+            <w:tcW w:type="dxa" w:w="2880"/>
+            <w:shd w:val="clear" w:color="auto" w:fill="E8E8E8"/>
+          </w:tcPr>
+          <w:p>
+            <w:r/>
+            <w:r>
+              <w:rPr>
+                <w:rFonts w:ascii="Times New Roman" w:hAnsi="Times New Roman" w:eastAsia="黑体"/>
+                <w:b/>
+                <w:sz w:val="24"/>
+              </w:rPr>
+              <w:t>解释</w:t>
+            </w:r>
+          </w:p>
+        </w:tc>
+      </w:tr>
+      <w:tr>
+        <w:tc>
+          <w:tcPr>
+            <w:tcW w:type="dxa" w:w="2880"/>
+          </w:tcPr>
+          <w:p>
+            <w:r/>
+            <w:r>
+              <w:rPr>
+                <w:rFonts w:ascii="Times New Roman" w:hAnsi="Times New Roman" w:eastAsia="宋体"/>
+                <w:b w:val="0"/>
+                <w:sz w:val="24"/>
+              </w:rPr>
+              <w:t>真实落地了吗</w:t>
+            </w:r>
+          </w:p>
+        </w:tc>
+        <w:tc>
+          <w:tcPr>
+            <w:tcW w:type="dxa" w:w="2880"/>
+          </w:tcPr>
+          <w:p>
+            <w:r/>
+            <w:r>
+              <w:rPr>
+                <w:rFonts w:ascii="Times New Roman" w:hAnsi="Times New Roman" w:eastAsia="宋体"/>
+                <w:b w:val="0"/>
+                <w:sz w:val="24"/>
+              </w:rPr>
+              <w:t>Integration Testing</w:t>
+            </w:r>
+          </w:p>
+        </w:tc>
+        <w:tc>
+          <w:tcPr>
+            <w:tcW w:type="dxa" w:w="2880"/>
+          </w:tcPr>
+          <w:p>
+            <w:r/>
+            <w:r>
+              <w:rPr>
+                <w:rFonts w:ascii="Times New Roman" w:hAnsi="Times New Roman" w:eastAsia="宋体"/>
+                <w:b w:val="0"/>
+                <w:sz w:val="24"/>
+              </w:rPr>
+              <w:t>在真实环境中验证各模块串联后是否正常工作</w:t>
+            </w:r>
+          </w:p>
+        </w:tc>
+      </w:tr>
+      <w:tr>
+        <w:tc>
+          <w:tcPr>
+            <w:tcW w:type="dxa" w:w="2880"/>
+          </w:tcPr>
+          <w:p>
+            <w:r/>
+            <w:r>
+              <w:rPr>
+                <w:rFonts w:ascii="Times New Roman" w:hAnsi="Times New Roman" w:eastAsia="宋体"/>
+                <w:b w:val="0"/>
+                <w:sz w:val="24"/>
+              </w:rPr>
+              <w:t>有很多问题</w:t>
+            </w:r>
+          </w:p>
+        </w:tc>
+        <w:tc>
+          <w:tcPr>
+            <w:tcW w:type="dxa" w:w="2880"/>
+          </w:tcPr>
+          <w:p>
+            <w:r/>
+            <w:r>
+              <w:rPr>
+                <w:rFonts w:ascii="Times New Roman" w:hAnsi="Times New Roman" w:eastAsia="宋体"/>
+                <w:b w:val="0"/>
+                <w:sz w:val="24"/>
+              </w:rPr>
+              <w:t>Regression / Bug / Degradation</w:t>
+            </w:r>
+          </w:p>
+        </w:tc>
+        <w:tc>
+          <w:tcPr>
+            <w:tcW w:type="dxa" w:w="2880"/>
+          </w:tcPr>
+          <w:p>
+            <w:r/>
+            <w:r>
+              <w:rPr>
+                <w:rFonts w:ascii="Times New Roman" w:hAnsi="Times New Roman" w:eastAsia="宋体"/>
+                <w:b w:val="0"/>
+                <w:sz w:val="24"/>
+              </w:rPr>
+              <w:t>功能回归、缺陷、性能退化</w:t>
+            </w:r>
+          </w:p>
+        </w:tc>
+      </w:tr>
+    </w:tbl>
+    <w:p/>
+    <w:p>
+      <w:r>
+        <w:rPr>
+          <w:rFonts w:ascii="Times New Roman" w:hAnsi="Times New Roman" w:eastAsia="宋体"/>
+          <w:b/>
+          <w:sz w:val="24"/>
+        </w:rPr>
+        <w:t>问题详情：</w:t>
+      </w:r>
+    </w:p>
+    <w:p>
+      <w:pPr>
+        <w:spacing w:before="240"/>
+      </w:pPr>
+      <w:r>
+        <w:rPr>
+          <w:rFonts w:ascii="Times New Roman" w:hAnsi="Times New Roman" w:eastAsia="黑体"/>
+          <w:b/>
+          <w:sz w:val="28"/>
+        </w:rPr>
+        <w:t>问题层面</w:t>
+      </w:r>
+    </w:p>
+    <w:p>
+      <w:r>
+        <w:rPr>
+          <w:rFonts w:ascii="Times New Roman" w:hAnsi="Times New Roman" w:eastAsia="宋体"/>
+          <w:b w:val="0"/>
+          <w:sz w:val="24"/>
+        </w:rPr>
+        <w:t>这是一个集成测试层面的问题。代码审计时每个模块单独看都是生产级的（RAG管线9个模块全部INTACT），但实际串联运行时暴露了环境依赖缺失、数据同步问题、阈值配置不合理、接口不一致等问题。</w:t>
+      </w:r>
+    </w:p>
+    <w:p>
+      <w:pPr>
+        <w:spacing w:before="240"/>
+      </w:pPr>
+      <w:r>
+        <w:rPr>
+          <w:rFonts w:ascii="Times New Roman" w:hAnsi="Times New Roman" w:eastAsia="黑体"/>
+          <w:b/>
+          <w:sz w:val="28"/>
+        </w:rPr>
+        <w:t>发现的6个问题</w:t>
+      </w:r>
+    </w:p>
+    <w:p>
+      <w:r>
+        <w:rPr>
+          <w:rFonts w:ascii="Times New Roman" w:hAnsi="Times New Roman" w:eastAsia="宋体"/>
+          <w:b/>
+          <w:sz w:val="24"/>
+        </w:rPr>
+        <w:t>问题1：BM25检索耗时0ms，部分chunk无BM25分数</w:t>
+      </w:r>
+    </w:p>
+    <w:p>
+      <w:pPr>
+        <w:ind w:left="420"/>
+      </w:pPr>
+      <w:r>
+        <w:rPr>
+          <w:rFonts w:ascii="Times New Roman" w:hAnsi="Times New Roman" w:eastAsia="宋体"/>
+          <w:b w:val="0"/>
+          <w:sz w:val="24"/>
+        </w:rPr>
+        <w:t xml:space="preserve">  •  层面：数据同步层面</w:t>
+      </w:r>
+    </w:p>
+    <w:p>
+      <w:pPr>
+        <w:ind w:left="420"/>
+      </w:pPr>
+      <w:r>
+        <w:rPr>
+          <w:rFonts w:ascii="Times New Roman" w:hAnsi="Times New Roman" w:eastAsia="宋体"/>
+          <w:b w:val="0"/>
+          <w:sz w:val="24"/>
+        </w:rPr>
+        <w:t xml:space="preserve">  •  现象：debug接口返回bm25_search_time_ms=0.0，5条结果中2条bm25_score=0.0</w:t>
+      </w:r>
+    </w:p>
+    <w:p>
+      <w:pPr>
+        <w:ind w:left="420"/>
+      </w:pPr>
+      <w:r>
+        <w:rPr>
+          <w:rFonts w:ascii="Times New Roman" w:hAnsi="Times New Roman" w:eastAsia="宋体"/>
+          <w:b w:val="0"/>
+          <w:sz w:val="24"/>
+        </w:rPr>
+        <w:t xml:space="preserve">  •  根因：BM25索引中的文档数量可能少于向量库中的chunk数量，文档上传时BM25索引没有完全同步；或BM25缓存命中但覆盖不全</w:t>
+      </w:r>
+    </w:p>
+    <w:p>
+      <w:r>
+        <w:rPr>
+          <w:rFonts w:ascii="Times New Roman" w:hAnsi="Times New Roman" w:eastAsia="宋体"/>
+          <w:b/>
+          <w:sz w:val="24"/>
+        </w:rPr>
+        <w:t>问题2：Cross-Encoder不可用，降级为LLM Rerank</w:t>
+      </w:r>
+    </w:p>
+    <w:p>
+      <w:pPr>
+        <w:ind w:left="420"/>
+      </w:pPr>
+      <w:r>
+        <w:rPr>
+          <w:rFonts w:ascii="Times New Roman" w:hAnsi="Times New Roman" w:eastAsia="宋体"/>
+          <w:b w:val="0"/>
+          <w:sz w:val="24"/>
+        </w:rPr>
+        <w:t xml:space="preserve">  •  层面：环境依赖层面</w:t>
+      </w:r>
+    </w:p>
+    <w:p>
+      <w:pPr>
+        <w:ind w:left="420"/>
+      </w:pPr>
+      <w:r>
+        <w:rPr>
+          <w:rFonts w:ascii="Times New Roman" w:hAnsi="Times New Roman" w:eastAsia="宋体"/>
+          <w:b w:val="0"/>
+          <w:sz w:val="24"/>
+        </w:rPr>
+        <w:t xml:space="preserve">  •  现象：日志报sentence-transformers未安装</w:t>
+      </w:r>
+    </w:p>
+    <w:p>
+      <w:pPr>
+        <w:ind w:left="420"/>
+      </w:pPr>
+      <w:r>
+        <w:rPr>
+          <w:rFonts w:ascii="Times New Roman" w:hAnsi="Times New Roman" w:eastAsia="宋体"/>
+          <w:b w:val="0"/>
+          <w:sz w:val="24"/>
+        </w:rPr>
+        <w:t xml:space="preserve">  •  根因：本地环境缺少sentence-transformers包，bge-reranker-v2-m3模型无法加载</w:t>
+      </w:r>
+    </w:p>
+    <w:p>
+      <w:r>
+        <w:rPr>
+          <w:rFonts w:ascii="Times New Roman" w:hAnsi="Times New Roman" w:eastAsia="宋体"/>
+          <w:b/>
+          <w:sz w:val="24"/>
+        </w:rPr>
+        <w:t>问题3：Chat检索结果过少（1-2条）</w:t>
+      </w:r>
+    </w:p>
+    <w:p>
+      <w:pPr>
+        <w:ind w:left="420"/>
+      </w:pPr>
+      <w:r>
+        <w:rPr>
+          <w:rFonts w:ascii="Times New Roman" w:hAnsi="Times New Roman" w:eastAsia="宋体"/>
+          <w:b w:val="0"/>
+          <w:sz w:val="24"/>
+        </w:rPr>
+        <w:t xml:space="preserve">  •  层面：配置/阈值层面</w:t>
+      </w:r>
+    </w:p>
+    <w:p>
+      <w:pPr>
+        <w:ind w:left="420"/>
+      </w:pPr>
+      <w:r>
+        <w:rPr>
+          <w:rFonts w:ascii="Times New Roman" w:hAnsi="Times New Roman" w:eastAsia="宋体"/>
+          <w:b w:val="0"/>
+          <w:sz w:val="24"/>
+        </w:rPr>
+        <w:t xml:space="preserve">  •  现象：debug接口请求10条能返回10条，但Chat接口只返回1-2条来源</w:t>
+      </w:r>
+    </w:p>
+    <w:p>
+      <w:pPr>
+        <w:ind w:left="420"/>
+      </w:pPr>
+      <w:r>
+        <w:rPr>
+          <w:rFonts w:ascii="Times New Roman" w:hAnsi="Times New Roman" w:eastAsia="宋体"/>
+          <w:b w:val="0"/>
+          <w:sz w:val="24"/>
+        </w:rPr>
+        <w:t xml:space="preserve">  •  根因：Chat管线有额外的相似度阈值过滤（document_similarity=0.5），把低于阈值的结果过滤掉</w:t>
+      </w:r>
+    </w:p>
+    <w:p>
+      <w:r>
+        <w:rPr>
+          <w:rFonts w:ascii="Times New Roman" w:hAnsi="Times New Roman" w:eastAsia="宋体"/>
+          <w:b/>
+          <w:sz w:val="24"/>
+        </w:rPr>
+        <w:t>问题4：Grounding溯源比率异常（grounded_ratio=0.0）</w:t>
+      </w:r>
+    </w:p>
+    <w:p>
+      <w:pPr>
+        <w:ind w:left="420"/>
+      </w:pPr>
+      <w:r>
+        <w:rPr>
+          <w:rFonts w:ascii="Times New Roman" w:hAnsi="Times New Roman" w:eastAsia="宋体"/>
+          <w:b w:val="0"/>
+          <w:sz w:val="24"/>
+        </w:rPr>
+        <w:t xml:space="preserve">  •  层面：业务逻辑层面</w:t>
+      </w:r>
+    </w:p>
+    <w:p>
+      <w:pPr>
+        <w:ind w:left="420"/>
+      </w:pPr>
+      <w:r>
+        <w:rPr>
+          <w:rFonts w:ascii="Times New Roman" w:hAnsi="Times New Roman" w:eastAsia="宋体"/>
+          <w:b w:val="0"/>
+          <w:sz w:val="24"/>
+        </w:rPr>
+        <w:t xml:space="preserve">  •  现象：回复内容正确引用了来源，但grounded_ratio=0.0，grounded_level=不足</w:t>
+      </w:r>
+    </w:p>
+    <w:p>
+      <w:pPr>
+        <w:ind w:left="420"/>
+      </w:pPr>
+      <w:r>
+        <w:rPr>
+          <w:rFonts w:ascii="Times New Roman" w:hAnsi="Times New Roman" w:eastAsia="宋体"/>
+          <w:b w:val="0"/>
+          <w:sz w:val="24"/>
+        </w:rPr>
+        <w:t xml:space="preserve">  •  根因：来源文本只有2条导致NLI上下文不足，或Grounding prompt对来源截断过短</w:t>
+      </w:r>
+    </w:p>
+    <w:p>
+      <w:r>
+        <w:rPr>
+          <w:rFonts w:ascii="Times New Roman" w:hAnsi="Times New Roman" w:eastAsia="宋体"/>
+          <w:b/>
+          <w:sz w:val="24"/>
+        </w:rPr>
+        <w:t>问题5：Agent database_query工具崩溃</w:t>
+      </w:r>
+    </w:p>
+    <w:p>
+      <w:pPr>
+        <w:ind w:left="420"/>
+      </w:pPr>
+      <w:r>
+        <w:rPr>
+          <w:rFonts w:ascii="Times New Roman" w:hAnsi="Times New Roman" w:eastAsia="宋体"/>
+          <w:b w:val="0"/>
+          <w:sz w:val="24"/>
+        </w:rPr>
+        <w:t xml:space="preserve">  •  层面：接口一致性层面</w:t>
+      </w:r>
+    </w:p>
+    <w:p>
+      <w:pPr>
+        <w:ind w:left="420"/>
+      </w:pPr>
+      <w:r>
+        <w:rPr>
+          <w:rFonts w:ascii="Times New Roman" w:hAnsi="Times New Roman" w:eastAsia="宋体"/>
+          <w:b w:val="0"/>
+          <w:sz w:val="24"/>
+        </w:rPr>
+        <w:t xml:space="preserve">  •  现象：报错AsyncOrganizationMapper has no attribute get_all_organizations</w:t>
+      </w:r>
+    </w:p>
+    <w:p>
+      <w:pPr>
+        <w:ind w:left="420"/>
+      </w:pPr>
+      <w:r>
+        <w:rPr>
+          <w:rFonts w:ascii="Times New Roman" w:hAnsi="Times New Roman" w:eastAsia="宋体"/>
+          <w:b w:val="0"/>
+          <w:sz w:val="24"/>
+        </w:rPr>
+        <w:t xml:space="preserve">  •  根因：tools.py中引用的Mapper方法名与实际Mapper代码不一致</w:t>
+      </w:r>
+    </w:p>
+    <w:p>
+      <w:r>
+        <w:rPr>
+          <w:rFonts w:ascii="Times New Roman" w:hAnsi="Times New Roman" w:eastAsia="宋体"/>
+          <w:b/>
+          <w:sz w:val="24"/>
+        </w:rPr>
+        <w:t>问题6：首次Chat回复偶发为空</w:t>
+      </w:r>
+    </w:p>
+    <w:p>
+      <w:pPr>
+        <w:ind w:left="420"/>
+      </w:pPr>
+      <w:r>
+        <w:rPr>
+          <w:rFonts w:ascii="Times New Roman" w:hAnsi="Times New Roman" w:eastAsia="宋体"/>
+          <w:b w:val="0"/>
+          <w:sz w:val="24"/>
+        </w:rPr>
+        <w:t xml:space="preserve">  •  层面：性能/启动层面</w:t>
+      </w:r>
+    </w:p>
+    <w:p>
+      <w:pPr>
+        <w:ind w:left="420"/>
+      </w:pPr>
+      <w:r>
+        <w:rPr>
+          <w:rFonts w:ascii="Times New Roman" w:hAnsi="Times New Roman" w:eastAsia="宋体"/>
+          <w:b w:val="0"/>
+          <w:sz w:val="24"/>
+        </w:rPr>
+        <w:t xml:space="preserve">  •  现象：第一次调Chat接口返回空reply，第二次正常</w:t>
+      </w:r>
+    </w:p>
+    <w:p>
+      <w:pPr>
+        <w:ind w:left="420"/>
+      </w:pPr>
+      <w:r>
+        <w:rPr>
+          <w:rFonts w:ascii="Times New Roman" w:hAnsi="Times New Roman" w:eastAsia="宋体"/>
+          <w:b w:val="0"/>
+          <w:sz w:val="24"/>
+        </w:rPr>
+        <w:t xml:space="preserve">  •  根因：冷启动时LLM连接超时或Embedding模型加载延迟</w:t>
+      </w:r>
+    </w:p>
+    <w:p>
+      <w:pPr>
+        <w:spacing w:before="240"/>
+      </w:pPr>
+      <w:r>
+        <w:rPr>
+          <w:rFonts w:ascii="Times New Roman" w:hAnsi="Times New Roman" w:eastAsia="黑体"/>
+          <w:b/>
+          <w:sz w:val="28"/>
+        </w:rPr>
+        <w:t>二、解决方案与技术实现</w:t>
+      </w:r>
+    </w:p>
+    <w:p>
+      <w:pPr>
+        <w:spacing w:before="240"/>
+      </w:pPr>
+      <w:r>
+        <w:rPr>
+          <w:rFonts w:ascii="Times New Roman" w:hAnsi="Times New Roman" w:eastAsia="黑体"/>
+          <w:b/>
+          <w:sz w:val="28"/>
+        </w:rPr>
+        <w:t>各环节实测落地状态</w:t>
+      </w:r>
+    </w:p>
+    <w:tbl>
+      <w:tblPr>
+        <w:tblStyle w:val="TableGrid"/>
+        <w:tblW w:type="auto" w:w="0"/>
+        <w:jc w:val="center"/>
+        <w:tblLook w:firstColumn="1" w:firstRow="1" w:lastColumn="0" w:lastRow="0" w:noHBand="0" w:noVBand="1" w:val="04A0"/>
+      </w:tblPr>
+      <w:tblGrid>
+        <w:gridCol w:w="2160"/>
+        <w:gridCol w:w="2160"/>
+        <w:gridCol w:w="2160"/>
+        <w:gridCol w:w="2160"/>
+      </w:tblGrid>
+      <w:tr>
+        <w:tc>
+          <w:tcPr>
+            <w:tcW w:type="dxa" w:w="2160"/>
+            <w:shd w:val="clear" w:color="auto" w:fill="E8E8E8"/>
+          </w:tcPr>
+          <w:p>
+            <w:r/>
+            <w:r>
+              <w:rPr>
+                <w:rFonts w:ascii="Times New Roman" w:hAnsi="Times New Roman" w:eastAsia="黑体"/>
+                <w:b/>
+                <w:sz w:val="24"/>
+              </w:rPr>
+              <w:t>环节</w:t>
+            </w:r>
+          </w:p>
+        </w:tc>
+        <w:tc>
+          <w:tcPr>
+            <w:tcW w:type="dxa" w:w="2160"/>
+            <w:shd w:val="clear" w:color="auto" w:fill="E8E8E8"/>
+          </w:tcPr>
+          <w:p>
+            <w:r/>
+            <w:r>
+              <w:rPr>
+                <w:rFonts w:ascii="Times New Roman" w:hAnsi="Times New Roman" w:eastAsia="黑体"/>
+                <w:b/>
+                <w:sz w:val="24"/>
+              </w:rPr>
+              <w:t>简历声称</w:t>
+            </w:r>
+          </w:p>
+        </w:tc>
+        <w:tc>
+          <w:tcPr>
+            <w:tcW w:type="dxa" w:w="2160"/>
+            <w:shd w:val="clear" w:color="auto" w:fill="E8E8E8"/>
+          </w:tcPr>
+          <w:p>
+            <w:r/>
+            <w:r>
+              <w:rPr>
+                <w:rFonts w:ascii="Times New Roman" w:hAnsi="Times New Roman" w:eastAsia="黑体"/>
+                <w:b/>
+                <w:sz w:val="24"/>
+              </w:rPr>
+              <w:t>实测状态</w:t>
+            </w:r>
+          </w:p>
+        </w:tc>
+        <w:tc>
+          <w:tcPr>
+            <w:tcW w:type="dxa" w:w="2160"/>
+            <w:shd w:val="clear" w:color="auto" w:fill="E8E8E8"/>
+          </w:tcPr>
+          <w:p>
+            <w:r/>
+            <w:r>
+              <w:rPr>
+                <w:rFonts w:ascii="Times New Roman" w:hAnsi="Times New Roman" w:eastAsia="黑体"/>
+                <w:b/>
+                <w:sz w:val="24"/>
+              </w:rPr>
+              <w:t>问题</w:t>
+            </w:r>
+          </w:p>
+        </w:tc>
+      </w:tr>
+      <w:tr>
+        <w:tc>
+          <w:tcPr>
+            <w:tcW w:type="dxa" w:w="2160"/>
+          </w:tcPr>
+          <w:p>
+            <w:r/>
+            <w:r>
+              <w:rPr>
+                <w:rFonts w:ascii="Times New Roman" w:hAnsi="Times New Roman" w:eastAsia="宋体"/>
+                <w:b w:val="0"/>
+                <w:sz w:val="24"/>
+              </w:rPr>
+              <w:t>文档解析</w:t>
+            </w:r>
+          </w:p>
+        </w:tc>
+        <w:tc>
+          <w:tcPr>
+            <w:tcW w:type="dxa" w:w="2160"/>
+          </w:tcPr>
+          <w:p>
+            <w:r/>
+            <w:r>
+              <w:rPr>
+                <w:rFonts w:ascii="Times New Roman" w:hAnsi="Times New Roman" w:eastAsia="宋体"/>
+                <w:b w:val="0"/>
+                <w:sz w:val="24"/>
+              </w:rPr>
+              <w:t>7种格式+PDF 4级降级</w:t>
+            </w:r>
+          </w:p>
+        </w:tc>
+        <w:tc>
+          <w:tcPr>
+            <w:tcW w:type="dxa" w:w="2160"/>
+          </w:tcPr>
+          <w:p>
+            <w:r/>
+            <w:r>
+              <w:rPr>
+                <w:rFonts w:ascii="Times New Roman" w:hAnsi="Times New Roman" w:eastAsia="宋体"/>
+                <w:b w:val="0"/>
+                <w:sz w:val="24"/>
+              </w:rPr>
+              <w:t>正常</w:t>
+            </w:r>
+          </w:p>
+        </w:tc>
+        <w:tc>
+          <w:tcPr>
+            <w:tcW w:type="dxa" w:w="2160"/>
+          </w:tcPr>
+          <w:p>
+            <w:r/>
+            <w:r>
+              <w:rPr>
+                <w:rFonts w:ascii="Times New Roman" w:hAnsi="Times New Roman" w:eastAsia="宋体"/>
+                <w:b w:val="0"/>
+                <w:sz w:val="24"/>
+              </w:rPr>
+              <w:t>150+文档已入库</w:t>
+            </w:r>
+          </w:p>
+        </w:tc>
+      </w:tr>
+      <w:tr>
+        <w:tc>
+          <w:tcPr>
+            <w:tcW w:type="dxa" w:w="2160"/>
+          </w:tcPr>
+          <w:p>
+            <w:r/>
+            <w:r>
+              <w:rPr>
+                <w:rFonts w:ascii="Times New Roman" w:hAnsi="Times New Roman" w:eastAsia="宋体"/>
+                <w:b w:val="0"/>
+                <w:sz w:val="24"/>
+              </w:rPr>
+              <w:t>分块</w:t>
+            </w:r>
+          </w:p>
+        </w:tc>
+        <w:tc>
+          <w:tcPr>
+            <w:tcW w:type="dxa" w:w="2160"/>
+          </w:tcPr>
+          <w:p>
+            <w:r/>
+            <w:r>
+              <w:rPr>
+                <w:rFonts w:ascii="Times New Roman" w:hAnsi="Times New Roman" w:eastAsia="宋体"/>
+                <w:b w:val="0"/>
+                <w:sz w:val="24"/>
+              </w:rPr>
+              <w:t>5种策略</w:t>
+            </w:r>
+          </w:p>
+        </w:tc>
+        <w:tc>
+          <w:tcPr>
+            <w:tcW w:type="dxa" w:w="2160"/>
+          </w:tcPr>
+          <w:p>
+            <w:r/>
+            <w:r>
+              <w:rPr>
+                <w:rFonts w:ascii="Times New Roman" w:hAnsi="Times New Roman" w:eastAsia="宋体"/>
+                <w:b w:val="0"/>
+                <w:sz w:val="24"/>
+              </w:rPr>
+              <w:t>代码存在</w:t>
+            </w:r>
+          </w:p>
+        </w:tc>
+        <w:tc>
+          <w:tcPr>
+            <w:tcW w:type="dxa" w:w="2160"/>
+          </w:tcPr>
+          <w:p>
+            <w:r/>
+            <w:r>
+              <w:rPr>
+                <w:rFonts w:ascii="Times New Roman" w:hAnsi="Times New Roman" w:eastAsia="宋体"/>
+                <w:b w:val="0"/>
+                <w:sz w:val="24"/>
+              </w:rPr>
+              <w:t>需消融实验验证</w:t>
+            </w:r>
+          </w:p>
+        </w:tc>
+      </w:tr>
+      <w:tr>
+        <w:tc>
+          <w:tcPr>
+            <w:tcW w:type="dxa" w:w="2160"/>
+          </w:tcPr>
+          <w:p>
+            <w:r/>
+            <w:r>
+              <w:rPr>
+                <w:rFonts w:ascii="Times New Roman" w:hAnsi="Times New Roman" w:eastAsia="宋体"/>
+                <w:b w:val="0"/>
+                <w:sz w:val="24"/>
+              </w:rPr>
+              <w:t>BM25</w:t>
+            </w:r>
+          </w:p>
+        </w:tc>
+        <w:tc>
+          <w:tcPr>
+            <w:tcW w:type="dxa" w:w="2160"/>
+          </w:tcPr>
+          <w:p>
+            <w:r/>
+            <w:r>
+              <w:rPr>
+                <w:rFonts w:ascii="Times New Roman" w:hAnsi="Times New Roman" w:eastAsia="宋体"/>
+                <w:b w:val="0"/>
+                <w:sz w:val="24"/>
+              </w:rPr>
+              <w:t>Jieba+LRU+停用词</w:t>
+            </w:r>
+          </w:p>
+        </w:tc>
+        <w:tc>
+          <w:tcPr>
+            <w:tcW w:type="dxa" w:w="2160"/>
+          </w:tcPr>
+          <w:p>
+            <w:r/>
+            <w:r>
+              <w:rPr>
+                <w:rFonts w:ascii="Times New Roman" w:hAnsi="Times New Roman" w:eastAsia="宋体"/>
+                <w:b w:val="0"/>
+                <w:sz w:val="24"/>
+              </w:rPr>
+              <w:t>部分工作</w:t>
+            </w:r>
+          </w:p>
+        </w:tc>
+        <w:tc>
+          <w:tcPr>
+            <w:tcW w:type="dxa" w:w="2160"/>
+          </w:tcPr>
+          <w:p>
+            <w:r/>
+            <w:r>
+              <w:rPr>
+                <w:rFonts w:ascii="Times New Roman" w:hAnsi="Times New Roman" w:eastAsia="宋体"/>
+                <w:b w:val="0"/>
+                <w:sz w:val="24"/>
+              </w:rPr>
+              <w:t>部分chunk无BM25分数</w:t>
+            </w:r>
+          </w:p>
+        </w:tc>
+      </w:tr>
+      <w:tr>
+        <w:tc>
+          <w:tcPr>
+            <w:tcW w:type="dxa" w:w="2160"/>
+          </w:tcPr>
+          <w:p>
+            <w:r/>
+            <w:r>
+              <w:rPr>
+                <w:rFonts w:ascii="Times New Roman" w:hAnsi="Times New Roman" w:eastAsia="宋体"/>
+                <w:b w:val="0"/>
+                <w:sz w:val="24"/>
+              </w:rPr>
+              <w:t>混合检索</w:t>
+            </w:r>
+          </w:p>
+        </w:tc>
+        <w:tc>
+          <w:tcPr>
+            <w:tcW w:type="dxa" w:w="2160"/>
+          </w:tcPr>
+          <w:p>
+            <w:r/>
+            <w:r>
+              <w:rPr>
+                <w:rFonts w:ascii="Times New Roman" w:hAnsi="Times New Roman" w:eastAsia="宋体"/>
+                <w:b w:val="0"/>
+                <w:sz w:val="24"/>
+              </w:rPr>
+              <w:t>Vector+BM25双路</w:t>
+            </w:r>
+          </w:p>
+        </w:tc>
+        <w:tc>
+          <w:tcPr>
+            <w:tcW w:type="dxa" w:w="2160"/>
+          </w:tcPr>
+          <w:p>
+            <w:r/>
+            <w:r>
+              <w:rPr>
+                <w:rFonts w:ascii="Times New Roman" w:hAnsi="Times New Roman" w:eastAsia="宋体"/>
+                <w:b w:val="0"/>
+                <w:sz w:val="24"/>
+              </w:rPr>
+              <w:t>半失效</w:t>
+            </w:r>
+          </w:p>
+        </w:tc>
+        <w:tc>
+          <w:tcPr>
+            <w:tcW w:type="dxa" w:w="2160"/>
+          </w:tcPr>
+          <w:p>
+            <w:r/>
+            <w:r>
+              <w:rPr>
+                <w:rFonts w:ascii="Times New Roman" w:hAnsi="Times New Roman" w:eastAsia="宋体"/>
+                <w:b w:val="0"/>
+                <w:sz w:val="24"/>
+              </w:rPr>
+              <w:t>BM25路不完整</w:t>
+            </w:r>
+          </w:p>
+        </w:tc>
+      </w:tr>
+      <w:tr>
+        <w:tc>
+          <w:tcPr>
+            <w:tcW w:type="dxa" w:w="2160"/>
+          </w:tcPr>
+          <w:p>
+            <w:r/>
+            <w:r>
+              <w:rPr>
+                <w:rFonts w:ascii="Times New Roman" w:hAnsi="Times New Roman" w:eastAsia="宋体"/>
+                <w:b w:val="0"/>
+                <w:sz w:val="24"/>
+              </w:rPr>
+              <w:t>RRF融合</w:t>
+            </w:r>
+          </w:p>
+        </w:tc>
+        <w:tc>
+          <w:tcPr>
+            <w:tcW w:type="dxa" w:w="2160"/>
+          </w:tcPr>
+          <w:p>
+            <w:r/>
+            <w:r>
+              <w:rPr>
+                <w:rFonts w:ascii="Times New Roman" w:hAnsi="Times New Roman" w:eastAsia="宋体"/>
+                <w:b w:val="0"/>
+                <w:sz w:val="24"/>
+              </w:rPr>
+              <w:t>公式正确</w:t>
+            </w:r>
+          </w:p>
+        </w:tc>
+        <w:tc>
+          <w:tcPr>
+            <w:tcW w:type="dxa" w:w="2160"/>
+          </w:tcPr>
+          <w:p>
+            <w:r/>
+            <w:r>
+              <w:rPr>
+                <w:rFonts w:ascii="Times New Roman" w:hAnsi="Times New Roman" w:eastAsia="宋体"/>
+                <w:b w:val="0"/>
+                <w:sz w:val="24"/>
+              </w:rPr>
+              <w:t>运行中</w:t>
+            </w:r>
+          </w:p>
+        </w:tc>
+        <w:tc>
+          <w:tcPr>
+            <w:tcW w:type="dxa" w:w="2160"/>
+          </w:tcPr>
+          <w:p>
+            <w:r/>
+            <w:r>
+              <w:rPr>
+                <w:rFonts w:ascii="Times New Roman" w:hAnsi="Times New Roman" w:eastAsia="宋体"/>
+                <w:b w:val="0"/>
+                <w:sz w:val="24"/>
+              </w:rPr>
+              <w:t>BM25不全导致融合打折</w:t>
+            </w:r>
+          </w:p>
+        </w:tc>
+      </w:tr>
+      <w:tr>
+        <w:tc>
+          <w:tcPr>
+            <w:tcW w:type="dxa" w:w="2160"/>
+          </w:tcPr>
+          <w:p>
+            <w:r/>
+            <w:r>
+              <w:rPr>
+                <w:rFonts w:ascii="Times New Roman" w:hAnsi="Times New Roman" w:eastAsia="宋体"/>
+                <w:b w:val="0"/>
+                <w:sz w:val="24"/>
+              </w:rPr>
+              <w:t>Rerank</w:t>
+            </w:r>
+          </w:p>
+        </w:tc>
+        <w:tc>
+          <w:tcPr>
+            <w:tcW w:type="dxa" w:w="2160"/>
+          </w:tcPr>
+          <w:p>
+            <w:r/>
+            <w:r>
+              <w:rPr>
+                <w:rFonts w:ascii="Times New Roman" w:hAnsi="Times New Roman" w:eastAsia="宋体"/>
+                <w:b w:val="0"/>
+                <w:sz w:val="24"/>
+              </w:rPr>
+              <w:t>Cross-Encoder精排</w:t>
+            </w:r>
+          </w:p>
+        </w:tc>
+        <w:tc>
+          <w:tcPr>
+            <w:tcW w:type="dxa" w:w="2160"/>
+          </w:tcPr>
+          <w:p>
+            <w:r/>
+            <w:r>
+              <w:rPr>
+                <w:rFonts w:ascii="Times New Roman" w:hAnsi="Times New Roman" w:eastAsia="宋体"/>
+                <w:b w:val="0"/>
+                <w:sz w:val="24"/>
+              </w:rPr>
+              <w:t>降级为LLM Rerank</w:t>
+            </w:r>
+          </w:p>
+        </w:tc>
+        <w:tc>
+          <w:tcPr>
+            <w:tcW w:type="dxa" w:w="2160"/>
+          </w:tcPr>
+          <w:p>
+            <w:r/>
+            <w:r>
+              <w:rPr>
+                <w:rFonts w:ascii="Times New Roman" w:hAnsi="Times New Roman" w:eastAsia="宋体"/>
+                <w:b w:val="0"/>
+                <w:sz w:val="24"/>
+              </w:rPr>
+              <w:t>sentence-transformers未装</w:t>
+            </w:r>
+          </w:p>
+        </w:tc>
+      </w:tr>
+      <w:tr>
+        <w:tc>
+          <w:tcPr>
+            <w:tcW w:type="dxa" w:w="2160"/>
+          </w:tcPr>
+          <w:p>
+            <w:r/>
+            <w:r>
+              <w:rPr>
+                <w:rFonts w:ascii="Times New Roman" w:hAnsi="Times New Roman" w:eastAsia="宋体"/>
+                <w:b w:val="0"/>
+                <w:sz w:val="24"/>
+              </w:rPr>
+              <w:t>Query Rewriting</w:t>
+            </w:r>
+          </w:p>
+        </w:tc>
+        <w:tc>
+          <w:tcPr>
+            <w:tcW w:type="dxa" w:w="2160"/>
+          </w:tcPr>
+          <w:p>
+            <w:r/>
+            <w:r>
+              <w:rPr>
+                <w:rFonts w:ascii="Times New Roman" w:hAnsi="Times New Roman" w:eastAsia="宋体"/>
+                <w:b w:val="0"/>
+                <w:sz w:val="24"/>
+              </w:rPr>
+              <w:t>多查询改写</w:t>
+            </w:r>
+          </w:p>
+        </w:tc>
+        <w:tc>
+          <w:tcPr>
+            <w:tcW w:type="dxa" w:w="2160"/>
+          </w:tcPr>
+          <w:p>
+            <w:r/>
+            <w:r>
+              <w:rPr>
+                <w:rFonts w:ascii="Times New Roman" w:hAnsi="Times New Roman" w:eastAsia="宋体"/>
+                <w:b w:val="0"/>
+                <w:sz w:val="24"/>
+              </w:rPr>
+              <w:t>正常</w:t>
+            </w:r>
+          </w:p>
+        </w:tc>
+        <w:tc>
+          <w:tcPr>
+            <w:tcW w:type="dxa" w:w="2160"/>
+          </w:tcPr>
+          <w:p>
+            <w:r/>
+            <w:r>
+              <w:rPr>
+                <w:rFonts w:ascii="Times New Roman" w:hAnsi="Times New Roman" w:eastAsia="宋体"/>
+                <w:b w:val="0"/>
+                <w:sz w:val="24"/>
+              </w:rPr>
+              <w:t>3条改写生成正确</w:t>
+            </w:r>
+          </w:p>
+        </w:tc>
+      </w:tr>
+      <w:tr>
+        <w:tc>
+          <w:tcPr>
+            <w:tcW w:type="dxa" w:w="2160"/>
+          </w:tcPr>
+          <w:p>
+            <w:r/>
+            <w:r>
+              <w:rPr>
+                <w:rFonts w:ascii="Times New Roman" w:hAnsi="Times New Roman" w:eastAsia="宋体"/>
+                <w:b w:val="0"/>
+                <w:sz w:val="24"/>
+              </w:rPr>
+              <w:t>Grounding</w:t>
+            </w:r>
+          </w:p>
+        </w:tc>
+        <w:tc>
+          <w:tcPr>
+            <w:tcW w:type="dxa" w:w="2160"/>
+          </w:tcPr>
+          <w:p>
+            <w:r/>
+            <w:r>
+              <w:rPr>
+                <w:rFonts w:ascii="Times New Roman" w:hAnsi="Times New Roman" w:eastAsia="宋体"/>
+                <w:b w:val="0"/>
+                <w:sz w:val="24"/>
+              </w:rPr>
+              <w:t>Claim级NLI</w:t>
+            </w:r>
+          </w:p>
+        </w:tc>
+        <w:tc>
+          <w:tcPr>
+            <w:tcW w:type="dxa" w:w="2160"/>
+          </w:tcPr>
+          <w:p>
+            <w:r/>
+            <w:r>
+              <w:rPr>
+                <w:rFonts w:ascii="Times New Roman" w:hAnsi="Times New Roman" w:eastAsia="宋体"/>
+                <w:b w:val="0"/>
+                <w:sz w:val="24"/>
+              </w:rPr>
+              <w:t>结果异常</w:t>
+            </w:r>
+          </w:p>
+        </w:tc>
+        <w:tc>
+          <w:tcPr>
+            <w:tcW w:type="dxa" w:w="2160"/>
+          </w:tcPr>
+          <w:p>
+            <w:r/>
+            <w:r>
+              <w:rPr>
+                <w:rFonts w:ascii="Times New Roman" w:hAnsi="Times New Roman" w:eastAsia="宋体"/>
+                <w:b w:val="0"/>
+                <w:sz w:val="24"/>
+              </w:rPr>
+              <w:t>正确回答被判为unsupported</w:t>
+            </w:r>
+          </w:p>
+        </w:tc>
+      </w:tr>
+      <w:tr>
+        <w:tc>
+          <w:tcPr>
+            <w:tcW w:type="dxa" w:w="2160"/>
+          </w:tcPr>
+          <w:p>
+            <w:r/>
+            <w:r>
+              <w:rPr>
+                <w:rFonts w:ascii="Times New Roman" w:hAnsi="Times New Roman" w:eastAsia="宋体"/>
+                <w:b w:val="0"/>
+                <w:sz w:val="24"/>
+              </w:rPr>
+              <w:t>Chat问答</w:t>
+            </w:r>
+          </w:p>
+        </w:tc>
+        <w:tc>
+          <w:tcPr>
+            <w:tcW w:type="dxa" w:w="2160"/>
+          </w:tcPr>
+          <w:p>
+            <w:r/>
+            <w:r>
+              <w:rPr>
+                <w:rFonts w:ascii="Times New Roman" w:hAnsi="Times New Roman" w:eastAsia="宋体"/>
+                <w:b w:val="0"/>
+                <w:sz w:val="24"/>
+              </w:rPr>
+              <w:t>RAG+LLM生成</w:t>
+            </w:r>
+          </w:p>
+        </w:tc>
+        <w:tc>
+          <w:tcPr>
+            <w:tcW w:type="dxa" w:w="2160"/>
+          </w:tcPr>
+          <w:p>
+            <w:r/>
+            <w:r>
+              <w:rPr>
+                <w:rFonts w:ascii="Times New Roman" w:hAnsi="Times New Roman" w:eastAsia="宋体"/>
+                <w:b w:val="0"/>
+                <w:sz w:val="24"/>
+              </w:rPr>
+              <w:t>基本工作</w:t>
+            </w:r>
+          </w:p>
+        </w:tc>
+        <w:tc>
+          <w:tcPr>
+            <w:tcW w:type="dxa" w:w="2160"/>
+          </w:tcPr>
+          <w:p>
+            <w:r/>
+            <w:r>
+              <w:rPr>
+                <w:rFonts w:ascii="Times New Roman" w:hAnsi="Times New Roman" w:eastAsia="宋体"/>
+                <w:b w:val="0"/>
+                <w:sz w:val="24"/>
+              </w:rPr>
+              <w:t>来源过少、偶发空回复</w:t>
+            </w:r>
+          </w:p>
+        </w:tc>
+      </w:tr>
+      <w:tr>
+        <w:tc>
+          <w:tcPr>
+            <w:tcW w:type="dxa" w:w="2160"/>
+          </w:tcPr>
+          <w:p>
+            <w:r/>
+            <w:r>
+              <w:rPr>
+                <w:rFonts w:ascii="Times New Roman" w:hAnsi="Times New Roman" w:eastAsia="宋体"/>
+                <w:b w:val="0"/>
+                <w:sz w:val="24"/>
+              </w:rPr>
+              <w:t>Agent</w:t>
+            </w:r>
+          </w:p>
+        </w:tc>
+        <w:tc>
+          <w:tcPr>
+            <w:tcW w:type="dxa" w:w="2160"/>
+          </w:tcPr>
+          <w:p>
+            <w:r/>
+            <w:r>
+              <w:rPr>
+                <w:rFonts w:ascii="Times New Roman" w:hAnsi="Times New Roman" w:eastAsia="宋体"/>
+                <w:b w:val="0"/>
+                <w:sz w:val="24"/>
+              </w:rPr>
+              <w:t>ReAct+工具调用</w:t>
+            </w:r>
+          </w:p>
+        </w:tc>
+        <w:tc>
+          <w:tcPr>
+            <w:tcW w:type="dxa" w:w="2160"/>
+          </w:tcPr>
+          <w:p>
+            <w:r/>
+            <w:r>
+              <w:rPr>
+                <w:rFonts w:ascii="Times New Roman" w:hAnsi="Times New Roman" w:eastAsia="宋体"/>
+                <w:b w:val="0"/>
+                <w:sz w:val="24"/>
+              </w:rPr>
+              <w:t>部分工作</w:t>
+            </w:r>
+          </w:p>
+        </w:tc>
+        <w:tc>
+          <w:tcPr>
+            <w:tcW w:type="dxa" w:w="2160"/>
+          </w:tcPr>
+          <w:p>
+            <w:r/>
+            <w:r>
+              <w:rPr>
+                <w:rFonts w:ascii="Times New Roman" w:hAnsi="Times New Roman" w:eastAsia="宋体"/>
+                <w:b w:val="0"/>
+                <w:sz w:val="24"/>
+              </w:rPr>
+              <w:t>database_query工具崩溃</w:t>
+            </w:r>
+          </w:p>
+        </w:tc>
+      </w:tr>
+    </w:tbl>
+    <w:p>
+      <w:pPr>
+        <w:spacing w:before="240"/>
+      </w:pPr>
+      <w:r>
+        <w:rPr>
+          <w:rFonts w:ascii="Times New Roman" w:hAnsi="Times New Roman" w:eastAsia="黑体"/>
+          <w:b/>
+          <w:sz w:val="28"/>
+        </w:rPr>
+        <w:t>修复优先级</w:t>
+      </w:r>
+    </w:p>
+    <w:p>
+      <w:pPr>
+        <w:ind w:left="420"/>
+      </w:pPr>
+      <w:r>
+        <w:rPr>
+          <w:rFonts w:ascii="Times New Roman" w:hAnsi="Times New Roman" w:eastAsia="宋体"/>
+          <w:b w:val="0"/>
+          <w:sz w:val="24"/>
+        </w:rPr>
+        <w:t>1. P0 安装sentence-transformers：pip install sentence-transformers，让Cross-Encoder真正跑起来</w:t>
+      </w:r>
+    </w:p>
+    <w:p>
+      <w:pPr>
+        <w:ind w:left="420"/>
+      </w:pPr>
+      <w:r>
+        <w:rPr>
+          <w:rFonts w:ascii="Times New Roman" w:hAnsi="Times New Roman" w:eastAsia="宋体"/>
+          <w:b w:val="0"/>
+          <w:sz w:val="24"/>
+        </w:rPr>
+        <w:t>2. P0 修复Chat检索结果过少：降低或动态调整相似度阈值，确保至少返回3-5条来源</w:t>
+      </w:r>
+    </w:p>
+    <w:p>
+      <w:pPr>
+        <w:ind w:left="420"/>
+      </w:pPr>
+      <w:r>
+        <w:rPr>
+          <w:rFonts w:ascii="Times New Roman" w:hAnsi="Times New Roman" w:eastAsia="宋体"/>
+          <w:b w:val="0"/>
+          <w:sz w:val="24"/>
+        </w:rPr>
+        <w:t>3. P0 修复Grounding溯源异常：检查NLI验证的来源文本截断逻辑，确保提供足够上下文</w:t>
+      </w:r>
+    </w:p>
+    <w:p>
+      <w:pPr>
+        <w:ind w:left="420"/>
+      </w:pPr>
+      <w:r>
+        <w:rPr>
+          <w:rFonts w:ascii="Times New Roman" w:hAnsi="Times New Roman" w:eastAsia="宋体"/>
+          <w:b w:val="0"/>
+          <w:sz w:val="24"/>
+        </w:rPr>
+        <w:t>4. P1 修复database_query工具：对齐tools.py中的方法名和AsyncOrganizationMapper实际方法</w:t>
+      </w:r>
+    </w:p>
+    <w:p>
+      <w:pPr>
+        <w:ind w:left="420"/>
+      </w:pPr>
+      <w:r>
+        <w:rPr>
+          <w:rFonts w:ascii="Times New Roman" w:hAnsi="Times New Roman" w:eastAsia="宋体"/>
+          <w:b w:val="0"/>
+          <w:sz w:val="24"/>
+        </w:rPr>
+        <w:t>5. P1 排查BM25索引同步：检查文档上传流程中BM25索引是否完整构建</w:t>
+      </w:r>
+    </w:p>
+    <w:p>
+      <w:pPr>
+        <w:spacing w:before="240"/>
+      </w:pPr>
+      <w:r>
+        <w:rPr>
+          <w:rFonts w:ascii="Times New Roman" w:hAnsi="Times New Roman" w:eastAsia="黑体"/>
+          <w:b/>
+          <w:sz w:val="28"/>
+        </w:rPr>
+        <w:t>三、模拟面试题</w:t>
+      </w:r>
+    </w:p>
+    <w:p>
+      <w:r>
+        <w:rPr>
+          <w:rFonts w:ascii="Times New Roman" w:hAnsi="Times New Roman" w:eastAsia="宋体"/>
+          <w:b/>
+          <w:sz w:val="24"/>
+        </w:rPr>
+        <w:t>Q1: 你的RAG系统混合检索是怎么工作的？BM25和向量检索是怎么融合的？</w:t>
+      </w:r>
+    </w:p>
+    <w:p>
+      <w:r>
+        <w:rPr>
+          <w:rFonts w:ascii="Times New Roman" w:hAnsi="Times New Roman" w:eastAsia="宋体"/>
+          <w:b w:val="0"/>
+          <w:sz w:val="24"/>
+        </w:rPr>
+        <w:t>混合检索采用双路并行架构：向量检索通过ChromaDB进行cosine距离计算，BM25检索使用jieba中文分词+rank_bm25库在内存中构建倒排索引。两路检索通过asyncio.gather并行执行，结果用RRF(Reciprocal Rank Fusion)融合：score = alpha/(k+rank_vector) + (1-alpha)/(k+rank_bm25)。alpha默认0.7偏重向量语义匹配。BM25索引带LRU缓存(maxsize=20, TTL=600s)避免重复构建。实测中发现BM25索引可能与向量库chunk不完全同步，需要在文档上传流程中确保双路索引一致。</w:t>
+      </w:r>
+    </w:p>
+    <w:p>
+      <w:r>
+        <w:rPr>
+          <w:rFonts w:ascii="Times New Roman" w:hAnsi="Times New Roman" w:eastAsia="宋体"/>
+          <w:b/>
+          <w:sz w:val="24"/>
+        </w:rPr>
+        <w:t>Q2: Cross-Encoder重排和LLM Listwise重排有什么区别？你为什么优先选Cross-Encoder？</w:t>
+      </w:r>
+    </w:p>
+    <w:p>
+      <w:r>
+        <w:rPr>
+          <w:rFonts w:ascii="Times New Roman" w:hAnsi="Times New Roman" w:eastAsia="宋体"/>
+          <w:b w:val="0"/>
+          <w:sz w:val="24"/>
+        </w:rPr>
+        <w:t>Cross-Encoder(bge-reranker-v2-m3)是把query和document拼接成一个输入对，在同一个Transformer中做交叉注意力计算相关度分数。优点是精度高(看完整内容)、延迟低(约100ms)，缺点是需要GPU或CPU推理。LLM Listwise是把所有候选文档拼成一个prompt让LLM打1-10分，优点是不需要额外模型，缺点是延迟高(1-2s)且分数是整数粒度不够细。我优先Cross-Encoder是因为它精度更高、延迟更低，LLM Rerank作为fallback——当sentence-transformers未安装或模型加载失败时自动降级。</w:t>
+      </w:r>
+    </w:p>
+    <w:p>
+      <w:r>
+        <w:rPr>
+          <w:rFonts w:ascii="Times New Roman" w:hAnsi="Times New Roman" w:eastAsia="宋体"/>
+          <w:b/>
+          <w:sz w:val="24"/>
+        </w:rPr>
+        <w:t>Q3: 你的Grounding验证是怎么工作的？如果grounded_ratio很低说明什么？</w:t>
+      </w:r>
+    </w:p>
+    <w:p>
+      <w:r>
+        <w:rPr>
+          <w:rFonts w:ascii="Times New Roman" w:hAnsi="Times New Roman" w:eastAsia="宋体"/>
+          <w:b w:val="0"/>
+          <w:sz w:val="24"/>
+        </w:rPr>
+        <w:t>Grounding验证分两步：首先用LLM把回答拆成独立的事实声明(claims)，然后对每条claim用NLI三分类判定是否被来源文本支撑(supported/unsupported/contradicted)。grounded_ratio = supported_count / total_claims。如果ratio很低有两种可能：一是LLM确实产生了幻觉(hallucination)，回答内容不被来源支持；二是来源文本不足或截断过短，导致NLI模型因缺乏证据而判定unsupported。实际排查中发现第二种情况更常见——Chat检索只返回1-2条来源，上下文太少导致Grounding误判。解决方案是增加检索结果数量并确保来源文本完整传入NLI验证。</w:t>
+      </w:r>
+    </w:p>
+    <w:p>
+      <w:r>
+        <w:rPr>
+          <w:rFonts w:ascii="Times New Roman" w:hAnsi="Times New Roman" w:eastAsia="宋体"/>
+          <w:b/>
+          <w:sz w:val="24"/>
+        </w:rPr>
+        <w:t>Q4: 端到端测试时发现代码审计通过但实际运行有问题，你怎么理解这种差异？</w:t>
+      </w:r>
+    </w:p>
+    <w:p>
+      <w:r>
+        <w:rPr>
+          <w:rFonts w:ascii="Times New Roman" w:hAnsi="Times New Roman" w:eastAsia="宋体"/>
+          <w:b w:val="0"/>
+          <w:sz w:val="24"/>
+        </w:rPr>
+        <w:t>这是典型的单元测试通过但集成测试失败的场景。代码审计验证的是静态代码质量——算法正确性、接口设计、错误处理，但无法发现运行时的环境依赖缺失(sentence-transformers未装)、数据同步问题(BM25索引不完整)、配置不合理(相似度阈值过高)、接口不一致(Mapper方法名对不上)。这说明项目需要建立CI/CD流程中的集成测试——在真实数据上跑完整的RAG管线，验证每个环节的输入输出都是预期的。</w:t>
+      </w:r>
+    </w:p>
+    <w:p>
+      <w:r>
+        <w:rPr>
+          <w:rFonts w:ascii="Times New Roman" w:hAnsi="Times New Roman" w:eastAsia="宋体"/>
+          <w:b/>
+          <w:sz w:val="24"/>
+        </w:rPr>
+        <w:t>Q5: 你说Chat检索只返回1-2条但debug接口能返回10条，这说明什么问题？</w:t>
+      </w:r>
+    </w:p>
+    <w:p>
+      <w:r>
+        <w:rPr>
+          <w:rFonts w:ascii="Times New Roman" w:hAnsi="Times New Roman" w:eastAsia="宋体"/>
+          <w:b w:val="0"/>
+          <w:sz w:val="24"/>
+        </w:rPr>
+        <w:t>说明Chat管线和Debug管线走的是不同的检索路径。Debug接口直接调用VectorRetriever的hybrid_query，返回原始结果不做过滤。Chat管线在检索后有额外的相似度阈值过滤(document_similarity配置项，默认0.5)，把低于阈值的结果丢掉。当知识库中相关文档语义匹配度不高时(比如avg_similarity=0.58)，大量结果被过滤只剩1-2条。修复方案是把阈值降到0.3-0.4，或改为动态阈值——至少保留top-3结果，即使相似度低于阈值。</w:t>
+      </w:r>
+    </w:p>
     <w:sectPr>
       <w:pgSz w:w="12240" w:h="15840"/>
       <w:pgMar w:top="1440" w:right="1800" w:bottom="1440" w:left="1800" w:header="720" w:footer="720" w:gutter="0"/>

--- a/docs6.4/问题归档.docx
+++ b/docs6.4/问题归档.docx
@@ -3910,6 +3910,2902 @@
         <w:t>说明Chat管线和Debug管线走的是不同的检索路径。Debug接口直接调用VectorRetriever的hybrid_query，返回原始结果不做过滤。Chat管线在检索后有额外的相似度阈值过滤(document_similarity配置项，默认0.5)，把低于阈值的结果丢掉。当知识库中相关文档语义匹配度不高时(比如avg_similarity=0.58)，大量结果被过滤只剩1-2条。修复方案是把阈值降到0.3-0.4，或改为动态阈值——至少保留top-3结果，即使相似度低于阈值。</w:t>
       </w:r>
     </w:p>
+    <w:p>
+      <w:r>
+        <w:br w:type="page"/>
+      </w:r>
+    </w:p>
+    <w:p>
+      <w:pPr>
+        <w:pStyle w:val="Heading1"/>
+      </w:pPr>
+      <w:r>
+        <w:rPr>
+          <w:rFonts w:ascii="Times New Roman" w:hAnsi="Times New Roman" w:eastAsia="黑体"/>
+          <w:b/>
+          <w:sz w:val="32"/>
+        </w:rPr>
+        <w:t>端到端真实UI测试：Bot模型配置缺失与ChromaDB数据重建</w:t>
+      </w:r>
+    </w:p>
+    <w:p>
+      <w:pPr>
+        <w:jc w:val="right"/>
+      </w:pPr>
+      <w:r>
+        <w:rPr>
+          <w:rFonts w:ascii="Times New Roman" w:hAnsi="Times New Roman" w:eastAsia="宋体"/>
+          <w:b w:val="0"/>
+          <w:color w:val="888888"/>
+          <w:sz w:val="21"/>
+        </w:rPr>
+        <w:t>2026-06-04</w:t>
+      </w:r>
+    </w:p>
+    <w:p>
+      <w:pPr>
+        <w:pBdr>
+          <w:bottom w:val="single" w:sz="6" w:space="1" w:color="CCCCCC"/>
+        </w:pBdr>
+      </w:pPr>
+    </w:p>
+    <w:p>
+      <w:pPr>
+        <w:spacing w:before="240"/>
+      </w:pPr>
+      <w:r>
+        <w:rPr>
+          <w:rFonts w:ascii="Times New Roman" w:hAnsi="Times New Roman" w:eastAsia="黑体"/>
+          <w:b/>
+          <w:sz w:val="28"/>
+        </w:rPr>
+        <w:t>一、问题分析</w:t>
+      </w:r>
+    </w:p>
+    <w:p>
+      <w:r>
+        <w:rPr>
+          <w:rFonts w:ascii="Times New Roman" w:hAnsi="Times New Roman" w:eastAsia="宋体"/>
+          <w:b w:val="0"/>
+          <w:sz w:val="24"/>
+        </w:rPr>
+        <w:t>用户原话：你根本就没法检索到，你这不是糊弄我吗？你真的测试过、全通过了的吗？</w:t>
+      </w:r>
+    </w:p>
+    <w:p>
+      <w:r>
+        <w:rPr>
+          <w:rFonts w:ascii="Times New Roman" w:hAnsi="Times New Roman" w:eastAsia="宋体"/>
+          <w:b w:val="0"/>
+          <w:sz w:val="24"/>
+        </w:rPr>
+        <w:t>专业表述：修复后的系统在前端 UI 实际操作中仍无法检索到知识库内容，要求用浏览器自动化进行真实端到端测试并定位根因。</w:t>
+      </w:r>
+    </w:p>
+    <w:p/>
+    <w:p>
+      <w:r>
+        <w:rPr>
+          <w:rFonts w:ascii="Times New Roman" w:hAnsi="Times New Roman" w:eastAsia="宋体"/>
+          <w:b/>
+          <w:sz w:val="24"/>
+        </w:rPr>
+        <w:t>问题详情：</w:t>
+      </w:r>
+    </w:p>
+    <w:p>
+      <w:pPr>
+        <w:spacing w:before="240"/>
+      </w:pPr>
+      <w:r>
+        <w:rPr>
+          <w:rFonts w:ascii="Times New Roman" w:hAnsi="Times New Roman" w:eastAsia="黑体"/>
+          <w:b/>
+          <w:sz w:val="28"/>
+        </w:rPr>
+        <w:t>问题层面：运行环境配置层面 + 数据层面</w:t>
+      </w:r>
+    </w:p>
+    <w:p>
+      <w:r>
+        <w:rPr>
+          <w:rFonts w:ascii="Times New Roman" w:hAnsi="Times New Roman" w:eastAsia="宋体"/>
+          <w:b/>
+          <w:sz w:val="24"/>
+        </w:rPr>
+        <w:t>根因</w:t>
+      </w:r>
+    </w:p>
+    <w:p>
+      <w:pPr>
+        <w:ind w:left="420"/>
+      </w:pPr>
+      <w:r>
+        <w:rPr>
+          <w:rFonts w:ascii="Times New Roman" w:hAnsi="Times New Roman" w:eastAsia="宋体"/>
+          <w:b w:val="0"/>
+          <w:sz w:val="24"/>
+        </w:rPr>
+        <w:t>1. Bot 6（毕设问答测试助理）和 Bot 7 的 model_config_id = NULL，导致对话直接报错"数字助理未关联模型配置"，根本不会进入 RAG 检索流程</w:t>
+      </w:r>
+    </w:p>
+    <w:p>
+      <w:pPr>
+        <w:ind w:left="420"/>
+      </w:pPr>
+      <w:r>
+        <w:rPr>
+          <w:rFonts w:ascii="Times New Roman" w:hAnsi="Times New Roman" w:eastAsia="宋体"/>
+          <w:b w:val="0"/>
+          <w:sz w:val="24"/>
+        </w:rPr>
+        <w:t>2. ChromaDB 从 Docker 切到本地启动后，向量数据为空（原数据存在 Docker volume 中），所有知识库的向量集合不存在</w:t>
+      </w:r>
+    </w:p>
+    <w:p>
+      <w:pPr>
+        <w:ind w:left="420"/>
+      </w:pPr>
+      <w:r>
+        <w:rPr>
+          <w:rFonts w:ascii="Times New Roman" w:hAnsi="Times New Roman" w:eastAsia="宋体"/>
+          <w:b w:val="0"/>
+          <w:sz w:val="24"/>
+        </w:rPr>
+        <w:t>3. Embedding batch_size=20 超出阿里通义 text-embedding-v3 API 的单次上限 10，导致长文档入库时报 400 错误</w:t>
+      </w:r>
+    </w:p>
+    <w:p>
+      <w:r>
+        <w:rPr>
+          <w:rFonts w:ascii="Times New Roman" w:hAnsi="Times New Roman" w:eastAsia="宋体"/>
+          <w:b/>
+          <w:sz w:val="24"/>
+        </w:rPr>
+        <w:t>为什么之前测试没发现</w:t>
+      </w:r>
+    </w:p>
+    <w:p>
+      <w:r>
+        <w:rPr>
+          <w:rFonts w:ascii="Times New Roman" w:hAnsi="Times New Roman" w:eastAsia="宋体"/>
+          <w:b w:val="0"/>
+          <w:sz w:val="24"/>
+        </w:rPr>
+        <w:t>之前用 curl API 测试时手动传了 vector_db_ids=[46]，绕过了 Bot -&gt; ModelConfig -&gt; VectorDB 的完整关联链。只有从前端 Bot 对话入口进去才能暴露 Bot 未关联模型的问题。</w:t>
+      </w:r>
+    </w:p>
+    <w:p>
+      <w:pPr>
+        <w:spacing w:before="240"/>
+      </w:pPr>
+      <w:r>
+        <w:rPr>
+          <w:rFonts w:ascii="Times New Roman" w:hAnsi="Times New Roman" w:eastAsia="黑体"/>
+          <w:b/>
+          <w:sz w:val="28"/>
+        </w:rPr>
+        <w:t>二、解决方案与技术实现</w:t>
+      </w:r>
+    </w:p>
+    <w:p>
+      <w:pPr>
+        <w:spacing w:before="240"/>
+      </w:pPr>
+      <w:r>
+        <w:rPr>
+          <w:rFonts w:ascii="Times New Roman" w:hAnsi="Times New Roman" w:eastAsia="黑体"/>
+          <w:b/>
+          <w:sz w:val="28"/>
+        </w:rPr>
+        <w:t>修复方案</w:t>
+      </w:r>
+    </w:p>
+    <w:p>
+      <w:r>
+        <w:rPr>
+          <w:rFonts w:ascii="Times New Roman" w:hAnsi="Times New Roman" w:eastAsia="宋体"/>
+          <w:b/>
+          <w:sz w:val="24"/>
+        </w:rPr>
+        <w:t>1. Bot 模型配置关联</w:t>
+      </w:r>
+    </w:p>
+    <w:p>
+      <w:pPr>
+        <w:ind w:left="567"/>
+      </w:pPr>
+      <w:r>
+        <w:rPr>
+          <w:rFonts w:ascii="Courier New" w:hAnsi="Courier New" w:eastAsia="Courier New"/>
+          <w:b w:val="0"/>
+          <w:color w:val="333333"/>
+          <w:sz w:val="21"/>
+        </w:rPr>
+        <w:t>UPDATE bot SET model_config_id = 1 WHERE id IN (6, 7) AND model_config_id IS NULL;</w:t>
+      </w:r>
+    </w:p>
+    <w:p>
+      <w:r>
+        <w:rPr>
+          <w:rFonts w:ascii="Times New Roman" w:hAnsi="Times New Roman" w:eastAsia="宋体"/>
+          <w:b/>
+          <w:sz w:val="24"/>
+        </w:rPr>
+        <w:t>2. ChromaDB 向量数据重建</w:t>
+      </w:r>
+    </w:p>
+    <w:p>
+      <w:r>
+        <w:rPr>
+          <w:rFonts w:ascii="Times New Roman" w:hAnsi="Times New Roman" w:eastAsia="宋体"/>
+          <w:b w:val="0"/>
+          <w:sz w:val="24"/>
+        </w:rPr>
+        <w:t>用 Python 脚本批量重建知识库 10（毕业设计）的 18 个文档向量索引，使用 markdown 分块策略。</w:t>
+      </w:r>
+    </w:p>
+    <w:p>
+      <w:r>
+        <w:rPr>
+          <w:rFonts w:ascii="Times New Roman" w:hAnsi="Times New Roman" w:eastAsia="宋体"/>
+          <w:b/>
+          <w:sz w:val="24"/>
+        </w:rPr>
+        <w:t>3. Embedding batch_size 修复</w:t>
+      </w:r>
+    </w:p>
+    <w:p>
+      <w:r>
+        <w:rPr>
+          <w:rFonts w:ascii="Times New Roman" w:hAnsi="Times New Roman" w:eastAsia="宋体"/>
+          <w:b w:val="0"/>
+          <w:sz w:val="24"/>
+        </w:rPr>
+        <w:t>EmbbedingModel.py 中 batch_size 从 20 改为 10，匹配阿里通义 API 上限。</w:t>
+      </w:r>
+    </w:p>
+    <w:p>
+      <w:r>
+        <w:rPr>
+          <w:rFonts w:ascii="Times New Roman" w:hAnsi="Times New Roman" w:eastAsia="宋体"/>
+          <w:b/>
+          <w:sz w:val="24"/>
+        </w:rPr>
+        <w:t>验证结果</w:t>
+      </w:r>
+    </w:p>
+    <w:p>
+      <w:r>
+        <w:rPr>
+          <w:rFonts w:ascii="Times New Roman" w:hAnsi="Times New Roman" w:eastAsia="宋体"/>
+          <w:b w:val="0"/>
+          <w:sz w:val="24"/>
+        </w:rPr>
+        <w:t>Playwright 浏览器自动化截图验证：</w:t>
+      </w:r>
+    </w:p>
+    <w:p>
+      <w:pPr>
+        <w:ind w:left="420"/>
+      </w:pPr>
+      <w:r>
+        <w:rPr>
+          <w:rFonts w:ascii="Times New Roman" w:hAnsi="Times New Roman" w:eastAsia="宋体"/>
+          <w:b w:val="0"/>
+          <w:sz w:val="24"/>
+        </w:rPr>
+        <w:t xml:space="preserve">  •  Bot 对话正常，Agent 模式</w:t>
+      </w:r>
+    </w:p>
+    <w:p>
+      <w:pPr>
+        <w:ind w:left="420"/>
+      </w:pPr>
+      <w:r>
+        <w:rPr>
+          <w:rFonts w:ascii="Times New Roman" w:hAnsi="Times New Roman" w:eastAsia="宋体"/>
+          <w:b w:val="0"/>
+          <w:sz w:val="24"/>
+        </w:rPr>
+        <w:t xml:space="preserve">  •  knowledge_search 工具自动调用，query 改写为"论文查重标准 超过处理方法"</w:t>
+      </w:r>
+    </w:p>
+    <w:p>
+      <w:pPr>
+        <w:ind w:left="420"/>
+      </w:pPr>
+      <w:r>
+        <w:rPr>
+          <w:rFonts w:ascii="Times New Roman" w:hAnsi="Times New Roman" w:eastAsia="宋体"/>
+          <w:b w:val="0"/>
+          <w:sz w:val="24"/>
+        </w:rPr>
+        <w:t xml:space="preserve">  •  检索到 3 条结果</w:t>
+      </w:r>
+    </w:p>
+    <w:p>
+      <w:pPr>
+        <w:ind w:left="420"/>
+      </w:pPr>
+      <w:r>
+        <w:rPr>
+          <w:rFonts w:ascii="Times New Roman" w:hAnsi="Times New Roman" w:eastAsia="宋体"/>
+          <w:b w:val="0"/>
+          <w:sz w:val="24"/>
+        </w:rPr>
+        <w:t xml:space="preserve">  •  LLM 基于知识库生成带 [来源1][来源2] 引用的回答</w:t>
+      </w:r>
+    </w:p>
+    <w:p>
+      <w:pPr>
+        <w:ind w:left="420"/>
+      </w:pPr>
+      <w:r>
+        <w:rPr>
+          <w:rFonts w:ascii="Times New Roman" w:hAnsi="Times New Roman" w:eastAsia="宋体"/>
+          <w:b w:val="0"/>
+          <w:sz w:val="24"/>
+        </w:rPr>
+        <w:t xml:space="preserve">  •  调用链追踪：46030ms / 3432 tokens / 1 次工具调用</w:t>
+      </w:r>
+    </w:p>
+    <w:p>
+      <w:pPr>
+        <w:spacing w:before="240"/>
+      </w:pPr>
+      <w:r>
+        <w:rPr>
+          <w:rFonts w:ascii="Times New Roman" w:hAnsi="Times New Roman" w:eastAsia="黑体"/>
+          <w:b/>
+          <w:sz w:val="28"/>
+        </w:rPr>
+        <w:t>三、模拟面试题</w:t>
+      </w:r>
+    </w:p>
+    <w:p>
+      <w:r>
+        <w:rPr>
+          <w:rFonts w:ascii="Times New Roman" w:hAnsi="Times New Roman" w:eastAsia="宋体"/>
+          <w:b/>
+          <w:sz w:val="24"/>
+        </w:rPr>
+        <w:t>Q1: 你做端到端测试时发现了什么代码审计发现不了的问题？</w:t>
+      </w:r>
+    </w:p>
+    <w:p>
+      <w:r>
+        <w:rPr>
+          <w:rFonts w:ascii="Times New Roman" w:hAnsi="Times New Roman" w:eastAsia="宋体"/>
+          <w:b w:val="0"/>
+          <w:sz w:val="24"/>
+        </w:rPr>
+        <w:t>A: 三个典型的运行时问题：</w:t>
+      </w:r>
+    </w:p>
+    <w:p>
+      <w:pPr>
+        <w:ind w:left="420"/>
+      </w:pPr>
+      <w:r>
+        <w:rPr>
+          <w:rFonts w:ascii="Times New Roman" w:hAnsi="Times New Roman" w:eastAsia="宋体"/>
+          <w:b w:val="0"/>
+          <w:sz w:val="24"/>
+        </w:rPr>
+        <w:t>1. chardet 依赖缺失——代码中 import chardet 语法合法，但运行时包没装，导致所有 .txt 文件上传失败</w:t>
+      </w:r>
+    </w:p>
+    <w:p>
+      <w:pPr>
+        <w:ind w:left="420"/>
+      </w:pPr>
+      <w:r>
+        <w:rPr>
+          <w:rFonts w:ascii="Times New Roman" w:hAnsi="Times New Roman" w:eastAsia="宋体"/>
+          <w:b w:val="0"/>
+          <w:sz w:val="24"/>
+        </w:rPr>
+        <w:t>2. Bot model_config_id=NULL——数据库层面的配置缺失，curl API 测试时手动传了参数绕过了这个问题，只有从前端 Bot 入口进去才能发现</w:t>
+      </w:r>
+    </w:p>
+    <w:p>
+      <w:pPr>
+        <w:ind w:left="420"/>
+      </w:pPr>
+      <w:r>
+        <w:rPr>
+          <w:rFonts w:ascii="Times New Roman" w:hAnsi="Times New Roman" w:eastAsia="宋体"/>
+          <w:b w:val="0"/>
+          <w:sz w:val="24"/>
+        </w:rPr>
+        <w:t>3. Embedding batch_size=20 超出阿里通义 API 上限 10——只在长文档分块超过 10 个 chunk 时触发</w:t>
+      </w:r>
+    </w:p>
+    <w:p>
+      <w:r>
+        <w:rPr>
+          <w:rFonts w:ascii="Times New Roman" w:hAnsi="Times New Roman" w:eastAsia="宋体"/>
+          <w:b w:val="0"/>
+          <w:sz w:val="24"/>
+        </w:rPr>
+        <w:t>这说明 Static Analysis + API 测试 + UI 测试三者缺一不可。</w:t>
+      </w:r>
+    </w:p>
+    <w:p>
+      <w:r>
+        <w:rPr>
+          <w:rFonts w:ascii="Times New Roman" w:hAnsi="Times New Roman" w:eastAsia="宋体"/>
+          <w:b/>
+          <w:sz w:val="24"/>
+        </w:rPr>
+        <w:t>Q2: 你是怎么做浏览器自动化测试的？</w:t>
+      </w:r>
+    </w:p>
+    <w:p>
+      <w:r>
+        <w:rPr>
+          <w:rFonts w:ascii="Times New Roman" w:hAnsi="Times New Roman" w:eastAsia="宋体"/>
+          <w:b w:val="0"/>
+          <w:sz w:val="24"/>
+        </w:rPr>
+        <w:t>A: 用 Playwright（Python SDK）做 headless 浏览器自动化：启动 Chromium → 登录填表 → 导航到对话页 → 选择 Bot → 输入问题 → 等待 SSE 流式回复 → 截图验证。每一步都保存截图作为证据，不是"跑通了就说通过了"。</w:t>
+      </w:r>
+    </w:p>
+    <w:p>
+      <w:r>
+        <w:rPr>
+          <w:rFonts w:ascii="Times New Roman" w:hAnsi="Times New Roman" w:eastAsia="宋体"/>
+          <w:b/>
+          <w:sz w:val="24"/>
+        </w:rPr>
+        <w:t>Q3: ChromaDB 数据丢失后你是怎么重建的？</w:t>
+      </w:r>
+    </w:p>
+    <w:p>
+      <w:r>
+        <w:rPr>
+          <w:rFonts w:ascii="Times New Roman" w:hAnsi="Times New Roman" w:eastAsia="宋体"/>
+          <w:b w:val="0"/>
+          <w:sz w:val="24"/>
+        </w:rPr>
+        <w:t>A: 从 MySQL 的 Document 表读取所有 status=success 的文档记录，获取原始文件路径（save_path），逐个调用 _process_and_add_file 重新执行 extract_text -&gt; clean_web_text -&gt; markdown 分块 -&gt; embedding -&gt; 写入 ChromaDB。18/19 个文档成功，1 个因为 batch_size 超限失败（随后修复了 batch_size）。</w:t>
+      </w:r>
+    </w:p>
+    <w:p>
+      <w:r>
+        <w:br w:type="page"/>
+      </w:r>
+    </w:p>
+    <w:p>
+      <w:pPr>
+        <w:pStyle w:val="Heading1"/>
+      </w:pPr>
+      <w:r>
+        <w:rPr>
+          <w:rFonts w:ascii="Times New Roman" w:hAnsi="Times New Roman" w:eastAsia="黑体"/>
+          <w:b/>
+          <w:sz w:val="32"/>
+        </w:rPr>
+        <w:t>智能对话来源引用点击无效的双端Bug定位与修复</w:t>
+      </w:r>
+    </w:p>
+    <w:p>
+      <w:pPr>
+        <w:jc w:val="right"/>
+      </w:pPr>
+      <w:r>
+        <w:rPr>
+          <w:rFonts w:ascii="Times New Roman" w:hAnsi="Times New Roman" w:eastAsia="宋体"/>
+          <w:b w:val="0"/>
+          <w:color w:val="888888"/>
+          <w:sz w:val="21"/>
+        </w:rPr>
+        <w:t>2026-06-04</w:t>
+      </w:r>
+    </w:p>
+    <w:p>
+      <w:pPr>
+        <w:pBdr>
+          <w:bottom w:val="single" w:sz="6" w:space="1" w:color="CCCCCC"/>
+        </w:pBdr>
+      </w:pPr>
+    </w:p>
+    <w:p>
+      <w:pPr>
+        <w:spacing w:before="240"/>
+      </w:pPr>
+      <w:r>
+        <w:rPr>
+          <w:rFonts w:ascii="Times New Roman" w:hAnsi="Times New Roman" w:eastAsia="黑体"/>
+          <w:b/>
+          <w:sz w:val="28"/>
+        </w:rPr>
+        <w:t>一、问题分析</w:t>
+      </w:r>
+    </w:p>
+    <w:p>
+      <w:r>
+        <w:rPr>
+          <w:rFonts w:ascii="Times New Roman" w:hAnsi="Times New Roman" w:eastAsia="宋体"/>
+          <w:b w:val="0"/>
+          <w:sz w:val="24"/>
+        </w:rPr>
+        <w:t>用户原话：AI 给我的回答里会有来源几，但是点击这个来源几，它根本不会给出具体的来源文档，也不会显示，点击它根本没有用</w:t>
+      </w:r>
+    </w:p>
+    <w:p>
+      <w:r>
+        <w:rPr>
+          <w:rFonts w:ascii="Times New Roman" w:hAnsi="Times New Roman" w:eastAsia="宋体"/>
+          <w:b w:val="0"/>
+          <w:sz w:val="24"/>
+        </w:rPr>
+        <w:t>专业表述：智能对话中 AI 回复的 inline citation（如 [来源1]）点击后应弹出来源详情 Popover，但点击事件无响应，来源文档内容不显示。需定位是前端事件处理问题还是后端 sources 数据未到达。</w:t>
+      </w:r>
+    </w:p>
+    <w:p/>
+    <w:tbl>
+      <w:tblPr>
+        <w:tblStyle w:val="TableGrid"/>
+        <w:tblW w:type="auto" w:w="0"/>
+        <w:jc w:val="center"/>
+        <w:tblLook w:firstColumn="1" w:firstRow="1" w:lastColumn="0" w:lastRow="0" w:noHBand="0" w:noVBand="1" w:val="04A0"/>
+      </w:tblPr>
+      <w:tblGrid>
+        <w:gridCol w:w="2880"/>
+        <w:gridCol w:w="2880"/>
+        <w:gridCol w:w="2880"/>
+      </w:tblGrid>
+      <w:tr>
+        <w:tc>
+          <w:tcPr>
+            <w:tcW w:type="dxa" w:w="2880"/>
+            <w:shd w:val="clear" w:color="auto" w:fill="E8E8E8"/>
+          </w:tcPr>
+          <w:p>
+            <w:r/>
+            <w:r>
+              <w:rPr>
+                <w:rFonts w:ascii="Times New Roman" w:hAnsi="Times New Roman" w:eastAsia="黑体"/>
+                <w:b/>
+                <w:sz w:val="24"/>
+              </w:rPr>
+              <w:t>你说的</w:t>
+            </w:r>
+          </w:p>
+        </w:tc>
+        <w:tc>
+          <w:tcPr>
+            <w:tcW w:type="dxa" w:w="2880"/>
+            <w:shd w:val="clear" w:color="auto" w:fill="E8E8E8"/>
+          </w:tcPr>
+          <w:p>
+            <w:r/>
+            <w:r>
+              <w:rPr>
+                <w:rFonts w:ascii="Times New Roman" w:hAnsi="Times New Roman" w:eastAsia="黑体"/>
+                <w:b/>
+                <w:sz w:val="24"/>
+              </w:rPr>
+              <w:t>专业说法</w:t>
+            </w:r>
+          </w:p>
+        </w:tc>
+        <w:tc>
+          <w:tcPr>
+            <w:tcW w:type="dxa" w:w="2880"/>
+            <w:shd w:val="clear" w:color="auto" w:fill="E8E8E8"/>
+          </w:tcPr>
+          <w:p>
+            <w:r/>
+            <w:r>
+              <w:rPr>
+                <w:rFonts w:ascii="Times New Roman" w:hAnsi="Times New Roman" w:eastAsia="黑体"/>
+                <w:b/>
+                <w:sz w:val="24"/>
+              </w:rPr>
+              <w:t>解释</w:t>
+            </w:r>
+          </w:p>
+        </w:tc>
+      </w:tr>
+      <w:tr>
+        <w:tc>
+          <w:tcPr>
+            <w:tcW w:type="dxa" w:w="2880"/>
+          </w:tcPr>
+          <w:p>
+            <w:r/>
+            <w:r>
+              <w:rPr>
+                <w:rFonts w:ascii="Times New Roman" w:hAnsi="Times New Roman" w:eastAsia="宋体"/>
+                <w:b w:val="0"/>
+                <w:sz w:val="24"/>
+              </w:rPr>
+              <w:t>来源几</w:t>
+            </w:r>
+          </w:p>
+        </w:tc>
+        <w:tc>
+          <w:tcPr>
+            <w:tcW w:type="dxa" w:w="2880"/>
+          </w:tcPr>
+          <w:p>
+            <w:r/>
+            <w:r>
+              <w:rPr>
+                <w:rFonts w:ascii="Times New Roman" w:hAnsi="Times New Roman" w:eastAsia="宋体"/>
+                <w:b w:val="0"/>
+                <w:sz w:val="24"/>
+              </w:rPr>
+              <w:t>Inline Citation / 行内引用标记</w:t>
+            </w:r>
+          </w:p>
+        </w:tc>
+        <w:tc>
+          <w:tcPr>
+            <w:tcW w:type="dxa" w:w="2880"/>
+          </w:tcPr>
+          <w:p>
+            <w:r/>
+            <w:r>
+              <w:rPr>
+                <w:rFonts w:ascii="Times New Roman" w:hAnsi="Times New Roman" w:eastAsia="宋体"/>
+                <w:b w:val="0"/>
+                <w:sz w:val="24"/>
+              </w:rPr>
+              <w:t>AI 回答中嵌入的 [来源N] 标注，点击可查看对应的检索原文</w:t>
+            </w:r>
+          </w:p>
+        </w:tc>
+      </w:tr>
+      <w:tr>
+        <w:tc>
+          <w:tcPr>
+            <w:tcW w:type="dxa" w:w="2880"/>
+          </w:tcPr>
+          <w:p>
+            <w:r/>
+            <w:r>
+              <w:rPr>
+                <w:rFonts w:ascii="Times New Roman" w:hAnsi="Times New Roman" w:eastAsia="宋体"/>
+                <w:b w:val="0"/>
+                <w:sz w:val="24"/>
+              </w:rPr>
+              <w:t>点击没有用</w:t>
+            </w:r>
+          </w:p>
+        </w:tc>
+        <w:tc>
+          <w:tcPr>
+            <w:tcW w:type="dxa" w:w="2880"/>
+          </w:tcPr>
+          <w:p>
+            <w:r/>
+            <w:r>
+              <w:rPr>
+                <w:rFonts w:ascii="Times New Roman" w:hAnsi="Times New Roman" w:eastAsia="宋体"/>
+                <w:b w:val="0"/>
+                <w:sz w:val="24"/>
+              </w:rPr>
+              <w:t>Click Handler 未触发 / sources 数据缺失</w:t>
+            </w:r>
+          </w:p>
+        </w:tc>
+        <w:tc>
+          <w:tcPr>
+            <w:tcW w:type="dxa" w:w="2880"/>
+          </w:tcPr>
+          <w:p>
+            <w:r/>
+            <w:r>
+              <w:rPr>
+                <w:rFonts w:ascii="Times New Roman" w:hAnsi="Times New Roman" w:eastAsia="宋体"/>
+                <w:b w:val="0"/>
+                <w:sz w:val="24"/>
+              </w:rPr>
+              <w:t>点击事件被正确捕获但因数据条件不满足而提前返回（early return）</w:t>
+            </w:r>
+          </w:p>
+        </w:tc>
+      </w:tr>
+    </w:tbl>
+    <w:p/>
+    <w:p>
+      <w:r>
+        <w:rPr>
+          <w:rFonts w:ascii="Times New Roman" w:hAnsi="Times New Roman" w:eastAsia="宋体"/>
+          <w:b/>
+          <w:sz w:val="24"/>
+        </w:rPr>
+        <w:t>问题详情：</w:t>
+      </w:r>
+    </w:p>
+    <w:p>
+      <w:r>
+        <w:rPr>
+          <w:rFonts w:ascii="Times New Roman" w:hAnsi="Times New Roman" w:eastAsia="宋体"/>
+          <w:b/>
+          <w:sz w:val="24"/>
+        </w:rPr>
+        <w:t>问题层面：前后端协作的数据流Bug</w:t>
+      </w:r>
+    </w:p>
+    <w:p>
+      <w:r>
+        <w:rPr>
+          <w:rFonts w:ascii="Times New Roman" w:hAnsi="Times New Roman" w:eastAsia="宋体"/>
+          <w:b w:val="0"/>
+          <w:sz w:val="24"/>
+        </w:rPr>
+        <w:t>经过完整的端到端代码追踪，定位到两个独立的 Bug 共同导致来源引用点击无效：</w:t>
+      </w:r>
+    </w:p>
+    <w:p>
+      <w:r>
+        <w:rPr>
+          <w:rFonts w:ascii="Times New Roman" w:hAnsi="Times New Roman" w:eastAsia="宋体"/>
+          <w:b/>
+          <w:sz w:val="24"/>
+        </w:rPr>
+        <w:t>Bug 1（后端 Critical）：Agent 模式下 `_renumber_citations()` 丢失全部 sources</w:t>
+      </w:r>
+    </w:p>
+    <w:p>
+      <w:r>
+        <w:rPr>
+          <w:rFonts w:ascii="Times New Roman" w:hAnsi="Times New Roman" w:eastAsia="宋体"/>
+          <w:b/>
+          <w:sz w:val="24"/>
+        </w:rPr>
+        <w:t>根因链：</w:t>
+      </w:r>
+    </w:p>
+    <w:p>
+      <w:pPr>
+        <w:ind w:left="420"/>
+      </w:pPr>
+      <w:r>
+        <w:rPr>
+          <w:rFonts w:ascii="Times New Roman" w:hAnsi="Times New Roman" w:eastAsia="宋体"/>
+          <w:b w:val="0"/>
+          <w:sz w:val="24"/>
+        </w:rPr>
+        <w:t>1. Agent 模式使用 `knowledge_search` 工具检索知识库，工具返回 `_raw_rag_result`</w:t>
+      </w:r>
+    </w:p>
+    <w:p>
+      <w:pPr>
+        <w:ind w:left="420"/>
+      </w:pPr>
+      <w:r>
+        <w:rPr>
+          <w:rFonts w:ascii="Times New Roman" w:hAnsi="Times New Roman" w:eastAsia="宋体"/>
+          <w:b w:val="0"/>
+          <w:sz w:val="24"/>
+        </w:rPr>
+        <w:t>2. 与简单模式不同，Agent 模式不调用 `_build_prompt_orchestration()`，因此 RAG 结果中的 sources 缺少 `citation_label` 字段（值为空字符串 `""`）</w:t>
+      </w:r>
+    </w:p>
+    <w:p>
+      <w:pPr>
+        <w:ind w:left="420"/>
+      </w:pPr>
+      <w:r>
+        <w:rPr>
+          <w:rFonts w:ascii="Times New Roman" w:hAnsi="Times New Roman" w:eastAsia="宋体"/>
+          <w:b w:val="0"/>
+          <w:sz w:val="24"/>
+        </w:rPr>
+        <w:t>3. 后处理阶段调用 `_renumber_citations(content, source_citations, ct)` 时，如果 LLM 生成的引用编号不连续（如 `[来源1][来源3]`），会触发重新编号逻辑</w:t>
+      </w:r>
+    </w:p>
+    <w:p>
+      <w:pPr>
+        <w:ind w:left="420"/>
+      </w:pPr>
+      <w:r>
+        <w:rPr>
+          <w:rFonts w:ascii="Times New Roman" w:hAnsi="Times New Roman" w:eastAsia="宋体"/>
+          <w:b w:val="0"/>
+          <w:sz w:val="24"/>
+        </w:rPr>
+        <w:t>4. 重新编号通过 `re.search(r'(\d+)', src.get('citation_label', ''))` 匹配每个 source 的编号——但 `citation_label` 是空字符串，正则匹配返回 None</w:t>
+      </w:r>
+    </w:p>
+    <w:p>
+      <w:pPr>
+        <w:ind w:left="420"/>
+      </w:pPr>
+      <w:r>
+        <w:rPr>
+          <w:rFonts w:ascii="Times New Roman" w:hAnsi="Times New Roman" w:eastAsia="宋体"/>
+          <w:b w:val="0"/>
+          <w:sz w:val="24"/>
+        </w:rPr>
+        <w:t>5. 所有 source 都无法匹配到旧编号，`source_by_old_idx` 字典为空，最终 `new_sources` 为空列表</w:t>
+      </w:r>
+    </w:p>
+    <w:p>
+      <w:pPr>
+        <w:ind w:left="420"/>
+      </w:pPr>
+      <w:r>
+        <w:rPr>
+          <w:rFonts w:ascii="Times New Roman" w:hAnsi="Times New Roman" w:eastAsia="宋体"/>
+          <w:b w:val="0"/>
+          <w:sz w:val="24"/>
+        </w:rPr>
+        <w:t>6. 前端收到的 `sources` SSE 事件携带空数组 `[]`，`msg.sources.length === 0`，点击事件在 `if (!msg?.sources?.length) return;` 处提前返回</w:t>
+      </w:r>
+    </w:p>
+    <w:p>
+      <w:r>
+        <w:rPr>
+          <w:rFonts w:ascii="Times New Roman" w:hAnsi="Times New Roman" w:eastAsia="宋体"/>
+          <w:b/>
+          <w:sz w:val="24"/>
+        </w:rPr>
+        <w:t>Bug 2（前端）：SSE 解析器跨 chunk 丢失事件</w:t>
+      </w:r>
+    </w:p>
+    <w:p>
+      <w:r>
+        <w:rPr>
+          <w:rFonts w:ascii="Times New Roman" w:hAnsi="Times New Roman" w:eastAsia="宋体"/>
+          <w:b w:val="0"/>
+          <w:sz w:val="24"/>
+        </w:rPr>
+        <w:t>根因： stream.ts 的 processSSEStream() 中 eventType 和 eventData 变量声明在 while(true) 循环体内部（let eventType = ''），每次 reader.read() 返回新 chunk 时被重置为空字符串。如果一个 SSE 事件（尤其是携带大量内容的 sources 事件）跨越两次 read() 调用，event: sources 在第一次 read 中解析，但 data: [...] 在第二次 read 中解析时 eventType 已被重置，导致事件无法分发。</w:t>
+      </w:r>
+    </w:p>
+    <w:p>
+      <w:pPr>
+        <w:spacing w:before="240"/>
+      </w:pPr>
+      <w:r>
+        <w:rPr>
+          <w:rFonts w:ascii="Times New Roman" w:hAnsi="Times New Roman" w:eastAsia="黑体"/>
+          <w:b/>
+          <w:sz w:val="28"/>
+        </w:rPr>
+        <w:t>二、解决方案与技术实现</w:t>
+      </w:r>
+    </w:p>
+    <w:p>
+      <w:r>
+        <w:rPr>
+          <w:rFonts w:ascii="Times New Roman" w:hAnsi="Times New Roman" w:eastAsia="宋体"/>
+          <w:b/>
+          <w:sz w:val="24"/>
+        </w:rPr>
+        <w:t>修复方案</w:t>
+      </w:r>
+    </w:p>
+    <w:p>
+      <w:r>
+        <w:rPr>
+          <w:rFonts w:ascii="Times New Roman" w:hAnsi="Times New Roman" w:eastAsia="宋体"/>
+          <w:b/>
+          <w:sz w:val="24"/>
+        </w:rPr>
+        <w:t>Fix 1：后端 — 新增 `_build_source_citations()` 辅助函数</w:t>
+      </w:r>
+    </w:p>
+    <w:p>
+      <w:r>
+        <w:rPr>
+          <w:rFonts w:ascii="Times New Roman" w:hAnsi="Times New Roman" w:eastAsia="宋体"/>
+          <w:b w:val="0"/>
+          <w:sz w:val="24"/>
+        </w:rPr>
+        <w:t>文件： backend/app/services/stream_chat_service.py</w:t>
+      </w:r>
+    </w:p>
+    <w:p>
+      <w:r>
+        <w:rPr>
+          <w:rFonts w:ascii="Times New Roman" w:hAnsi="Times New Roman" w:eastAsia="宋体"/>
+          <w:b w:val="0"/>
+          <w:sz w:val="24"/>
+        </w:rPr>
+        <w:t>在模块级新增 _build_source_citations(raw_sources, citation_template) 函数，替代原来的 list comprehension。核心改动：</w:t>
+      </w:r>
+    </w:p>
+    <w:p>
+      <w:pPr>
+        <w:ind w:left="567"/>
+      </w:pPr>
+      <w:r>
+        <w:rPr>
+          <w:rFonts w:ascii="Courier New" w:hAnsi="Courier New" w:eastAsia="Courier New"/>
+          <w:b w:val="0"/>
+          <w:color w:val="333333"/>
+          <w:sz w:val="21"/>
+        </w:rPr>
+        <w:t>def _build_source_citations(raw_sources, citation_template):</w:t>
+        <w:br/>
+        <w:t xml:space="preserve">    for idx, s in enumerate(raw_sources):</w:t>
+        <w:br/>
+        <w:t xml:space="preserve">        # 关键：如果 citation_label 为空，主动生成 [来源N]</w:t>
+        <w:br/>
+        <w:t xml:space="preserve">        label = s.get('citation_label') or AsyncChatService._make_citation_label(ct, idx + 1)</w:t>
+        <w:br/>
+        <w:t xml:space="preserve">        # 同时补充 confidence_label</w:t>
+        <w:br/>
+        <w:t xml:space="preserve">        ...</w:t>
+      </w:r>
+    </w:p>
+    <w:p>
+      <w:r>
+        <w:rPr>
+          <w:rFonts w:ascii="Times New Roman" w:hAnsi="Times New Roman" w:eastAsia="宋体"/>
+          <w:b w:val="0"/>
+          <w:sz w:val="24"/>
+        </w:rPr>
+        <w:t>确保 Agent 模式下每个 source 都有 citation_label（如 [来源1]），_renumber_citations 就能正确匹配和重排。</w:t>
+      </w:r>
+    </w:p>
+    <w:p>
+      <w:r>
+        <w:rPr>
+          <w:rFonts w:ascii="Times New Roman" w:hAnsi="Times New Roman" w:eastAsia="宋体"/>
+          <w:b w:val="0"/>
+          <w:sz w:val="24"/>
+        </w:rPr>
+        <w:t>chat_stream() 和 bot_chat_stream() 两处都已替换为调用此函数。</w:t>
+      </w:r>
+    </w:p>
+    <w:p>
+      <w:r>
+        <w:rPr>
+          <w:rFonts w:ascii="Times New Roman" w:hAnsi="Times New Roman" w:eastAsia="宋体"/>
+          <w:b/>
+          <w:sz w:val="24"/>
+        </w:rPr>
+        <w:t>Fix 2：前端 — 修复 SSE 解析器状态持久化</w:t>
+      </w:r>
+    </w:p>
+    <w:p>
+      <w:r>
+        <w:rPr>
+          <w:rFonts w:ascii="Times New Roman" w:hAnsi="Times New Roman" w:eastAsia="宋体"/>
+          <w:b w:val="0"/>
+          <w:sz w:val="24"/>
+        </w:rPr>
+        <w:t>文件： frontend/src/utils/stream.ts</w:t>
+      </w:r>
+    </w:p>
+    <w:p>
+      <w:r>
+        <w:rPr>
+          <w:rFonts w:ascii="Times New Roman" w:hAnsi="Times New Roman" w:eastAsia="宋体"/>
+          <w:b w:val="0"/>
+          <w:sz w:val="24"/>
+        </w:rPr>
+        <w:t>将 eventType 和 eventData 从 while 循环体内移到循环外部：</w:t>
+      </w:r>
+    </w:p>
+    <w:p>
+      <w:pPr>
+        <w:ind w:left="567"/>
+      </w:pPr>
+      <w:r>
+        <w:rPr>
+          <w:rFonts w:ascii="Courier New" w:hAnsi="Courier New" w:eastAsia="Courier New"/>
+          <w:b w:val="0"/>
+          <w:color w:val="333333"/>
+          <w:sz w:val="21"/>
+        </w:rPr>
+        <w:t>let eventType = ''   // 移到 while 之前</w:t>
+        <w:br/>
+        <w:t>let eventData = ''</w:t>
+        <w:br/>
+        <w:t>try {</w:t>
+        <w:br/>
+        <w:t xml:space="preserve">  while (true) {</w:t>
+        <w:br/>
+        <w:t xml:space="preserve">    // eventType/eventData 不再被重置</w:t>
+        <w:br/>
+        <w:t xml:space="preserve">    ...</w:t>
+        <w:br/>
+        <w:t xml:space="preserve">  }</w:t>
+        <w:br/>
+        <w:t>}</w:t>
+      </w:r>
+    </w:p>
+    <w:p>
+      <w:r>
+        <w:rPr>
+          <w:rFonts w:ascii="Times New Roman" w:hAnsi="Times New Roman" w:eastAsia="宋体"/>
+          <w:b w:val="0"/>
+          <w:sz w:val="24"/>
+        </w:rPr>
+        <w:t>这样即使 SSE 事件跨越多个 chunk，event: 行在第一个 chunk 解析后，eventType 在下一个 chunk 中仍然保持，data: 行到达后可正确配对分发。</w:t>
+      </w:r>
+    </w:p>
+    <w:p>
+      <w:pPr>
+        <w:spacing w:before="240"/>
+      </w:pPr>
+      <w:r>
+        <w:rPr>
+          <w:rFonts w:ascii="Times New Roman" w:hAnsi="Times New Roman" w:eastAsia="黑体"/>
+          <w:b/>
+          <w:sz w:val="28"/>
+        </w:rPr>
+        <w:t>三、模拟面试题</w:t>
+      </w:r>
+    </w:p>
+    <w:p>
+      <w:r>
+        <w:rPr>
+          <w:rFonts w:ascii="Times New Roman" w:hAnsi="Times New Roman" w:eastAsia="宋体"/>
+          <w:b/>
+          <w:sz w:val="24"/>
+        </w:rPr>
+        <w:t>面试问答</w:t>
+      </w:r>
+    </w:p>
+    <w:p>
+      <w:r>
+        <w:rPr>
+          <w:rFonts w:ascii="Times New Roman" w:hAnsi="Times New Roman" w:eastAsia="宋体"/>
+          <w:b/>
+          <w:sz w:val="24"/>
+        </w:rPr>
+        <w:t>Q1：这个 Bug 的根因是什么？为什么 Agent 模式和简单模式的表现不同？</w:t>
+      </w:r>
+    </w:p>
+    <w:p>
+      <w:r>
+        <w:rPr>
+          <w:rFonts w:ascii="Times New Roman" w:hAnsi="Times New Roman" w:eastAsia="宋体"/>
+          <w:b w:val="0"/>
+          <w:sz w:val="24"/>
+        </w:rPr>
+        <w:t>A：根因是 Agent 模式和简单模式的 RAG 结果处理路径不同。简单模式调用 _build_prompt_orchestration() 将检索结果编排成上下文块，这个过程会为每个 source 添加 citation_label（如 [来源1]）和 confidence_label。而 Agent 模式通过 Function Calling 让 LLM 自己调用 knowledge_search 工具，工具返回的原始 RAG 结果没有经过这个编排步骤，导致 citation_label 为空。后处理阶段的 _renumber_citations() 依赖 citation_label 中的数字来关联 content 中的 [来源N] 和 sources 列表，匹配失败后返回空列表。</w:t>
+      </w:r>
+    </w:p>
+    <w:p>
+      <w:r>
+        <w:rPr>
+          <w:rFonts w:ascii="Times New Roman" w:hAnsi="Times New Roman" w:eastAsia="宋体"/>
+          <w:b/>
+          <w:sz w:val="24"/>
+        </w:rPr>
+        <w:t>Q2：`_renumber_citations` 为什么需要存在？直接按索引映射不行吗？</w:t>
+      </w:r>
+    </w:p>
+    <w:p>
+      <w:r>
+        <w:rPr>
+          <w:rFonts w:ascii="Times New Roman" w:hAnsi="Times New Roman" w:eastAsia="宋体"/>
+          <w:b w:val="0"/>
+          <w:sz w:val="24"/>
+        </w:rPr>
+        <w:t>A：因为 LLM 生成的引用编号可能不连续。例如知识库返回 5 条结果，但 LLM 只引用了第 1、3、5 条（[来源1][来源3][来源5]）。为了前端展示整洁，需要重新编号为 [来源1][来源2][来源3]，同时 sources 列表也要按新编号重排。如果按索引直接映射，用户点击 [来源3] 会拿到第 3 条 source，但实际对应的是原始第 5 条。</w:t>
+      </w:r>
+    </w:p>
+    <w:p>
+      <w:r>
+        <w:rPr>
+          <w:rFonts w:ascii="Times New Roman" w:hAnsi="Times New Roman" w:eastAsia="宋体"/>
+          <w:b/>
+          <w:sz w:val="24"/>
+        </w:rPr>
+        <w:t>Q3：SSE 解析器的 Bug 为什么只影响 sources 事件而不影响 token 事件？</w:t>
+      </w:r>
+    </w:p>
+    <w:p>
+      <w:r>
+        <w:rPr>
+          <w:rFonts w:ascii="Times New Roman" w:hAnsi="Times New Roman" w:eastAsia="宋体"/>
+          <w:b w:val="0"/>
+          <w:sz w:val="24"/>
+        </w:rPr>
+        <w:t>A：因为 token 事件很小（event: token\ndata: {"content":"字"}\n\n，通常 &lt; 100 字节），HTTP chunked transfer 几乎不会把它拆分到两个 TCP 段。而 sources 事件可以包含数千字节的文档原文（多条检索结果 × 每条最多 2000 字符），很容易超过 TCP MSS 或浏览器 ReadableStream 的内部缓冲区，导致 reader.read() 分两次返回。第一次返回 event: sources\n，第二次返回 data: [...]\n\n——此时 eventType 已被 let 声明重置为空字符串，事件无法分发。</w:t>
+      </w:r>
+    </w:p>
+    <w:p>
+      <w:r>
+        <w:rPr>
+          <w:rFonts w:ascii="Times New Roman" w:hAnsi="Times New Roman" w:eastAsia="宋体"/>
+          <w:b/>
+          <w:sz w:val="24"/>
+        </w:rPr>
+        <w:t>Q4：如何验证这个修复是正确的？有什么测试策略？</w:t>
+      </w:r>
+    </w:p>
+    <w:p>
+      <w:r>
+        <w:rPr>
+          <w:rFonts w:ascii="Times New Roman" w:hAnsi="Times New Roman" w:eastAsia="宋体"/>
+          <w:b w:val="0"/>
+          <w:sz w:val="24"/>
+        </w:rPr>
+        <w:t>A：三层验证：（1）后端单元测试：构造不含 citation_label 的 raw_sources，调用 _build_source_citations()，断言每条结果都有非空的 citation_label 和 confidence_label；再将结果传入 _renumber_citations()，断言非连续引用编号场景下 sources 不为空。（2）前端手动验证：打开浏览器开发者工具 Network 面板，过滤 EventStream，确认 sources 事件的 data 是非空数组；然后点击 来源1，确认 Popover 弹出并显示正确的文档内容和置信度标签。（3）端到端回归：分别测试 Agent 模式和简单模式，知识库有结果和无结果的场景，确认引用编号连续和不连续的情况。</w:t>
+      </w:r>
+    </w:p>
+    <w:p>
+      <w:r>
+        <w:rPr>
+          <w:rFonts w:ascii="Times New Roman" w:hAnsi="Times New Roman" w:eastAsia="宋体"/>
+          <w:b/>
+          <w:sz w:val="24"/>
+        </w:rPr>
+        <w:t>Q5：这类跨层数据流 Bug 在微服务/前后端分离架构中很常见，有什么预防策略？</w:t>
+      </w:r>
+    </w:p>
+    <w:p>
+      <w:r>
+        <w:rPr>
+          <w:rFonts w:ascii="Times New Roman" w:hAnsi="Times New Roman" w:eastAsia="宋体"/>
+          <w:b w:val="0"/>
+          <w:sz w:val="24"/>
+        </w:rPr>
+        <w:t>A：几个关键实践：（1）契约测试（Contract Testing）：后端和前端约定 SSE 事件的 JSON Schema，双方各自测试自己的输出/输入是否符合契约，而不是依赖端到端测试才能发现数据缺失。（2）防御性编程：前端在接收 sources 时 log 一行 console.debug('sources received:', sources.length)，方便快速定位是后端没发还是前端没收到。后端日志已经有了（📎 [sources] 那行），但前端缺少对应的诊断日志。（3）数据完整性断言：后处理阶段在 _renumber_citations 之后添加断言——如果 content 中有 [来源N] 但 source_citations 为空，记录 warning 而不是静默丢弃。</w:t>
+      </w:r>
+    </w:p>
+    <w:p>
+      <w:r>
+        <w:br w:type="page"/>
+      </w:r>
+    </w:p>
+    <w:p>
+      <w:pPr>
+        <w:pStyle w:val="Heading1"/>
+      </w:pPr>
+      <w:r>
+        <w:rPr>
+          <w:rFonts w:ascii="Times New Roman" w:hAnsi="Times New Roman" w:eastAsia="黑体"/>
+          <w:b/>
+          <w:sz w:val="32"/>
+        </w:rPr>
+        <w:t>Agent模式RAG上下文注入失败：Tool Result JSON截断与BM25分数丢失排查</w:t>
+      </w:r>
+    </w:p>
+    <w:p>
+      <w:pPr>
+        <w:jc w:val="right"/>
+      </w:pPr>
+      <w:r>
+        <w:rPr>
+          <w:rFonts w:ascii="Times New Roman" w:hAnsi="Times New Roman" w:eastAsia="宋体"/>
+          <w:b w:val="0"/>
+          <w:color w:val="888888"/>
+          <w:sz w:val="21"/>
+        </w:rPr>
+        <w:t>2026-06-04</w:t>
+      </w:r>
+    </w:p>
+    <w:p>
+      <w:pPr>
+        <w:pBdr>
+          <w:bottom w:val="single" w:sz="6" w:space="1" w:color="CCCCCC"/>
+        </w:pBdr>
+      </w:pPr>
+    </w:p>
+    <w:p>
+      <w:pPr>
+        <w:spacing w:before="240"/>
+      </w:pPr>
+      <w:r>
+        <w:rPr>
+          <w:rFonts w:ascii="Times New Roman" w:hAnsi="Times New Roman" w:eastAsia="黑体"/>
+          <w:b/>
+          <w:sz w:val="28"/>
+        </w:rPr>
+        <w:t>一、问题分析</w:t>
+      </w:r>
+    </w:p>
+    <w:p>
+      <w:r>
+        <w:rPr>
+          <w:rFonts w:ascii="Times New Roman" w:hAnsi="Times New Roman" w:eastAsia="宋体"/>
+          <w:b w:val="0"/>
+          <w:sz w:val="24"/>
+        </w:rPr>
+        <w:t>用户原话：参考来源里也指明了该文件包含这些内容，但显示的 BM25 却是 0.0%。AI 给我的回答里并没有包含文件中的图表要求。</w:t>
+      </w:r>
+    </w:p>
+    <w:p>
+      <w:r>
+        <w:rPr>
+          <w:rFonts w:ascii="Times New Roman" w:hAnsi="Times New Roman" w:eastAsia="宋体"/>
+          <w:b w:val="0"/>
+          <w:sz w:val="24"/>
+        </w:rPr>
+        <w:t>专业表述：RAG 混合检索管线中 BM25 分数始终为 0.0，且 Agent 模式下 LLM 未基于检索到的知识库上下文生成回答。</w:t>
+      </w:r>
+    </w:p>
+    <w:p/>
+    <w:tbl>
+      <w:tblPr>
+        <w:tblStyle w:val="TableGrid"/>
+        <w:tblW w:type="auto" w:w="0"/>
+        <w:jc w:val="center"/>
+        <w:tblLook w:firstColumn="1" w:firstRow="1" w:lastColumn="0" w:lastRow="0" w:noHBand="0" w:noVBand="1" w:val="04A0"/>
+      </w:tblPr>
+      <w:tblGrid>
+        <w:gridCol w:w="2880"/>
+        <w:gridCol w:w="2880"/>
+        <w:gridCol w:w="2880"/>
+      </w:tblGrid>
+      <w:tr>
+        <w:tc>
+          <w:tcPr>
+            <w:tcW w:type="dxa" w:w="2880"/>
+            <w:shd w:val="clear" w:color="auto" w:fill="E8E8E8"/>
+          </w:tcPr>
+          <w:p>
+            <w:r/>
+            <w:r>
+              <w:rPr>
+                <w:rFonts w:ascii="Times New Roman" w:hAnsi="Times New Roman" w:eastAsia="黑体"/>
+                <w:b/>
+                <w:sz w:val="24"/>
+              </w:rPr>
+              <w:t>你说的</w:t>
+            </w:r>
+          </w:p>
+        </w:tc>
+        <w:tc>
+          <w:tcPr>
+            <w:tcW w:type="dxa" w:w="2880"/>
+            <w:shd w:val="clear" w:color="auto" w:fill="E8E8E8"/>
+          </w:tcPr>
+          <w:p>
+            <w:r/>
+            <w:r>
+              <w:rPr>
+                <w:rFonts w:ascii="Times New Roman" w:hAnsi="Times New Roman" w:eastAsia="黑体"/>
+                <w:b/>
+                <w:sz w:val="24"/>
+              </w:rPr>
+              <w:t>专业说法</w:t>
+            </w:r>
+          </w:p>
+        </w:tc>
+        <w:tc>
+          <w:tcPr>
+            <w:tcW w:type="dxa" w:w="2880"/>
+            <w:shd w:val="clear" w:color="auto" w:fill="E8E8E8"/>
+          </w:tcPr>
+          <w:p>
+            <w:r/>
+            <w:r>
+              <w:rPr>
+                <w:rFonts w:ascii="Times New Roman" w:hAnsi="Times New Roman" w:eastAsia="黑体"/>
+                <w:b/>
+                <w:sz w:val="24"/>
+              </w:rPr>
+              <w:t>解释</w:t>
+            </w:r>
+          </w:p>
+        </w:tc>
+      </w:tr>
+      <w:tr>
+        <w:tc>
+          <w:tcPr>
+            <w:tcW w:type="dxa" w:w="2880"/>
+          </w:tcPr>
+          <w:p>
+            <w:r/>
+            <w:r>
+              <w:rPr>
+                <w:rFonts w:ascii="Times New Roman" w:hAnsi="Times New Roman" w:eastAsia="宋体"/>
+                <w:b w:val="0"/>
+                <w:sz w:val="24"/>
+              </w:rPr>
+              <w:t>BM25 是 0.0%</w:t>
+            </w:r>
+          </w:p>
+        </w:tc>
+        <w:tc>
+          <w:tcPr>
+            <w:tcW w:type="dxa" w:w="2880"/>
+          </w:tcPr>
+          <w:p>
+            <w:r/>
+            <w:r>
+              <w:rPr>
+                <w:rFonts w:ascii="Times New Roman" w:hAnsi="Times New Roman" w:eastAsia="宋体"/>
+                <w:b w:val="0"/>
+                <w:sz w:val="24"/>
+              </w:rPr>
+              <w:t>BM25 Score = 0.0（分数在序列化时丢失）</w:t>
+            </w:r>
+          </w:p>
+        </w:tc>
+        <w:tc>
+          <w:tcPr>
+            <w:tcW w:type="dxa" w:w="2880"/>
+          </w:tcPr>
+          <w:p>
+            <w:r/>
+            <w:r>
+              <w:rPr>
+                <w:rFonts w:ascii="Times New Roman" w:hAnsi="Times New Roman" w:eastAsia="宋体"/>
+                <w:b w:val="0"/>
+                <w:sz w:val="24"/>
+              </w:rPr>
+              <w:t>BM25 实际参与了检索，但分数在工具返回结果中被过滤掉了</w:t>
+            </w:r>
+          </w:p>
+        </w:tc>
+      </w:tr>
+      <w:tr>
+        <w:tc>
+          <w:tcPr>
+            <w:tcW w:type="dxa" w:w="2880"/>
+          </w:tcPr>
+          <w:p>
+            <w:r/>
+            <w:r>
+              <w:rPr>
+                <w:rFonts w:ascii="Times New Roman" w:hAnsi="Times New Roman" w:eastAsia="宋体"/>
+                <w:b w:val="0"/>
+                <w:sz w:val="24"/>
+              </w:rPr>
+              <w:t>没有照着参考来源来回答</w:t>
+            </w:r>
+          </w:p>
+        </w:tc>
+        <w:tc>
+          <w:tcPr>
+            <w:tcW w:type="dxa" w:w="2880"/>
+          </w:tcPr>
+          <w:p>
+            <w:r/>
+            <w:r>
+              <w:rPr>
+                <w:rFonts w:ascii="Times New Roman" w:hAnsi="Times New Roman" w:eastAsia="宋体"/>
+                <w:b w:val="0"/>
+                <w:sz w:val="24"/>
+              </w:rPr>
+              <w:t>Context Grounding 失败 / Tool Result JSON Truncation</w:t>
+            </w:r>
+          </w:p>
+        </w:tc>
+        <w:tc>
+          <w:tcPr>
+            <w:tcW w:type="dxa" w:w="2880"/>
+          </w:tcPr>
+          <w:p>
+            <w:r/>
+            <w:r>
+              <w:rPr>
+                <w:rFonts w:ascii="Times New Roman" w:hAnsi="Times New Roman" w:eastAsia="宋体"/>
+                <w:b w:val="0"/>
+                <w:sz w:val="24"/>
+              </w:rPr>
+              <w:t>工具返回的 JSON 被按字符截断导致结构破坏，LLM 收到残缺内容</w:t>
+            </w:r>
+          </w:p>
+        </w:tc>
+      </w:tr>
+    </w:tbl>
+    <w:p/>
+    <w:p>
+      <w:r>
+        <w:rPr>
+          <w:rFonts w:ascii="Times New Roman" w:hAnsi="Times New Roman" w:eastAsia="宋体"/>
+          <w:b/>
+          <w:sz w:val="24"/>
+        </w:rPr>
+        <w:t>问题详情：</w:t>
+      </w:r>
+    </w:p>
+    <w:p>
+      <w:r>
+        <w:rPr>
+          <w:rFonts w:ascii="Times New Roman" w:hAnsi="Times New Roman" w:eastAsia="宋体"/>
+          <w:b/>
+          <w:sz w:val="24"/>
+        </w:rPr>
+        <w:t>问题层面：Agent 引擎的上下文注入架构层面</w:t>
+      </w:r>
+    </w:p>
+    <w:p>
+      <w:r>
+        <w:rPr>
+          <w:rFonts w:ascii="Times New Roman" w:hAnsi="Times New Roman" w:eastAsia="宋体"/>
+          <w:b/>
+          <w:sz w:val="24"/>
+        </w:rPr>
+        <w:t>问题一：BM25 分数在 Agent 工具的 formatted 结果中被丢弃</w:t>
+      </w:r>
+    </w:p>
+    <w:p>
+      <w:r>
+        <w:rPr>
+          <w:rFonts w:ascii="Times New Roman" w:hAnsi="Times New Roman" w:eastAsia="宋体"/>
+          <w:b w:val="0"/>
+          <w:sz w:val="24"/>
+        </w:rPr>
+        <w:t>KnowledgeSearchTool.execute() 在构建 formatted 列表时只保留了 4 个字段（index、content、source、similarity），丢弃了 bm25_score、vector_score、retrieval_method。</w:t>
+      </w:r>
+    </w:p>
+    <w:p>
+      <w:r>
+        <w:rPr>
+          <w:rFonts w:ascii="Times New Roman" w:hAnsi="Times New Roman" w:eastAsia="宋体"/>
+          <w:b/>
+          <w:sz w:val="24"/>
+        </w:rPr>
+        <w:t>问题二（核心）：Tool Result JSON 被字符级截断导致结构破坏</w:t>
+      </w:r>
+    </w:p>
+    <w:p>
+      <w:r>
+        <w:rPr>
+          <w:rFonts w:ascii="Times New Roman" w:hAnsi="Times New Roman" w:eastAsia="宋体"/>
+          <w:b w:val="0"/>
+          <w:sz w:val="24"/>
+        </w:rPr>
+        <w:t>engine.py 使用 json.dumps(result)[:max_result_chars] 进行字符级截断（上限 4000 字符）。5 条来源 × 每条约 1000 字 ≈ 5500+ 字符 &gt; 4000 字符上限 → JSON 结构被破坏 → LLM 收到残缺字符串 → 无法正确解析来源内容 → 只能凭自己知识回答。</w:t>
+      </w:r>
+    </w:p>
+    <w:p>
+      <w:r>
+        <w:rPr>
+          <w:rFonts w:ascii="Times New Roman" w:hAnsi="Times New Roman" w:eastAsia="宋体"/>
+          <w:b/>
+          <w:sz w:val="24"/>
+        </w:rPr>
+        <w:t>问题三：Agent 模式与简单模式的上下文注入质量差距</w:t>
+      </w:r>
+    </w:p>
+    <w:p>
+      <w:r>
+        <w:rPr>
+          <w:rFonts w:ascii="Times New Roman" w:hAnsi="Times New Roman" w:eastAsia="宋体"/>
+          <w:b w:val="0"/>
+          <w:sz w:val="24"/>
+        </w:rPr>
+        <w:t>简单模式通过 _build_prompt_orchestration() 实现精确的 token 级截断，每条来源独立截断保证结构完整。Agent 模式完全没有这个机制，依赖粗暴的字符截断。</w:t>
+      </w:r>
+    </w:p>
+    <w:p>
+      <w:pPr>
+        <w:spacing w:before="240"/>
+      </w:pPr>
+      <w:r>
+        <w:rPr>
+          <w:rFonts w:ascii="Times New Roman" w:hAnsi="Times New Roman" w:eastAsia="黑体"/>
+          <w:b/>
+          <w:sz w:val="28"/>
+        </w:rPr>
+        <w:t>二、解决方案与技术实现</w:t>
+      </w:r>
+    </w:p>
+    <w:p>
+      <w:r>
+        <w:rPr>
+          <w:rFonts w:ascii="Times New Roman" w:hAnsi="Times New Roman" w:eastAsia="宋体"/>
+          <w:b/>
+          <w:sz w:val="24"/>
+        </w:rPr>
+        <w:t>修复方案</w:t>
+      </w:r>
+    </w:p>
+    <w:p>
+      <w:r>
+        <w:rPr>
+          <w:rFonts w:ascii="Times New Roman" w:hAnsi="Times New Roman" w:eastAsia="宋体"/>
+          <w:b/>
+          <w:sz w:val="24"/>
+        </w:rPr>
+        <w:t>Fix 1：KnowledgeSearchTool — 按条目级别截断，保留完整字段</w:t>
+      </w:r>
+    </w:p>
+    <w:p>
+      <w:r>
+        <w:rPr>
+          <w:rFonts w:ascii="Times New Roman" w:hAnsi="Times New Roman" w:eastAsia="宋体"/>
+          <w:b w:val="0"/>
+          <w:sz w:val="24"/>
+        </w:rPr>
+        <w:t>修改 KnowledgeSearchTool.execute() 的 formatted 结果，保留 BM25 等完整检索信息；同时对每条来源的 content 进行独立截断（如 800 字符/条），而非最终 JSON 级截断。</w:t>
+      </w:r>
+    </w:p>
+    <w:p>
+      <w:r>
+        <w:rPr>
+          <w:rFonts w:ascii="Times New Roman" w:hAnsi="Times New Roman" w:eastAsia="宋体"/>
+          <w:b/>
+          <w:sz w:val="24"/>
+        </w:rPr>
+        <w:t>Fix 2：AgentEngine — 结构感知截断 Tool Result</w:t>
+      </w:r>
+    </w:p>
+    <w:p>
+      <w:r>
+        <w:rPr>
+          <w:rFonts w:ascii="Times New Roman" w:hAnsi="Times New Roman" w:eastAsia="宋体"/>
+          <w:b w:val="0"/>
+          <w:sz w:val="24"/>
+        </w:rPr>
+        <w:t>替换 engine.py 中的字符截断为结构感知截断：对 knowledge_search 工具的返回结果，逐条缩减 content 长度直到 JSON 总长度不超过 budget。</w:t>
+      </w:r>
+    </w:p>
+    <w:p>
+      <w:pPr>
+        <w:ind w:left="567"/>
+      </w:pPr>
+      <w:r>
+        <w:rPr>
+          <w:rFonts w:ascii="Courier New" w:hAnsi="Courier New" w:eastAsia="Courier New"/>
+          <w:b w:val="0"/>
+          <w:color w:val="333333"/>
+          <w:sz w:val="21"/>
+        </w:rPr>
+        <w:t>def _safe_truncate_tool_result(result, max_chars):</w:t>
+        <w:br/>
+        <w:t xml:space="preserve">    json_str = json.dumps(result, ensure_ascii=False)</w:t>
+        <w:br/>
+        <w:t xml:space="preserve">    if len(json_str) &lt;= max_chars:</w:t>
+        <w:br/>
+        <w:t xml:space="preserve">        return json_str</w:t>
+        <w:br/>
+        <w:t xml:space="preserve">    if isinstance(result, dict) and 'sources' in result:</w:t>
+        <w:br/>
+        <w:t xml:space="preserve">        for max_content in [800, 400, 200, 100]:</w:t>
+        <w:br/>
+        <w:t xml:space="preserve">            for s in result['sources']:</w:t>
+        <w:br/>
+        <w:t xml:space="preserve">                if len(s.get('content', '')) &gt; max_content:</w:t>
+        <w:br/>
+        <w:t xml:space="preserve">                    s['content'] = s['content'][:max_content] + '...'</w:t>
+        <w:br/>
+        <w:t xml:space="preserve">            json_str = json.dumps(result, ensure_ascii=False)</w:t>
+        <w:br/>
+        <w:t xml:space="preserve">            if len(json_str) &lt;= max_chars:</w:t>
+        <w:br/>
+        <w:t xml:space="preserve">                return json_str</w:t>
+        <w:br/>
+        <w:t xml:space="preserve">    return json_str[:max_chars]</w:t>
+      </w:r>
+    </w:p>
+    <w:p>
+      <w:r>
+        <w:rPr>
+          <w:rFonts w:ascii="Times New Roman" w:hAnsi="Times New Roman" w:eastAsia="宋体"/>
+          <w:b/>
+          <w:sz w:val="24"/>
+        </w:rPr>
+        <w:t>Fix 3：.env 显式配置 ES_ENABLED=false</w:t>
+      </w:r>
+    </w:p>
+    <w:p>
+      <w:r>
+        <w:rPr>
+          <w:rFonts w:ascii="Times New Roman" w:hAnsi="Times New Roman" w:eastAsia="宋体"/>
+          <w:b w:val="0"/>
+          <w:sz w:val="24"/>
+        </w:rPr>
+        <w:t>避免每次请求浪费时间尝试连接不存在的 ES 服务。</w:t>
+      </w:r>
+    </w:p>
+    <w:p>
+      <w:pPr>
+        <w:spacing w:before="240"/>
+      </w:pPr>
+      <w:r>
+        <w:rPr>
+          <w:rFonts w:ascii="Times New Roman" w:hAnsi="Times New Roman" w:eastAsia="黑体"/>
+          <w:b/>
+          <w:sz w:val="28"/>
+        </w:rPr>
+        <w:t>三、模拟面试题</w:t>
+      </w:r>
+    </w:p>
+    <w:p>
+      <w:r>
+        <w:rPr>
+          <w:rFonts w:ascii="Times New Roman" w:hAnsi="Times New Roman" w:eastAsia="宋体"/>
+          <w:b/>
+          <w:sz w:val="24"/>
+        </w:rPr>
+        <w:t>面试问答</w:t>
+      </w:r>
+    </w:p>
+    <w:p>
+      <w:r>
+        <w:rPr>
+          <w:rFonts w:ascii="Times New Roman" w:hAnsi="Times New Roman" w:eastAsia="宋体"/>
+          <w:b/>
+          <w:sz w:val="24"/>
+        </w:rPr>
+        <w:t>Q1：为什么 Agent 模式和简单模式的 RAG 上下文注入质量差距这么大？</w:t>
+      </w:r>
+    </w:p>
+    <w:p>
+      <w:r>
+        <w:rPr>
+          <w:rFonts w:ascii="Times New Roman" w:hAnsi="Times New Roman" w:eastAsia="宋体"/>
+          <w:b w:val="0"/>
+          <w:sz w:val="24"/>
+        </w:rPr>
+        <w:t>A：两种模式的架构本质不同。简单模式在请求 LLM 之前就完成 RAG 检索，通过 _build_prompt_orchestration() 将检索结果精确编排到 system prompt 中，使用 token-level budget 控制。Agent 模式走 Function Calling 路径，工具返回 JSON 结果作为 tool message 注入，JSON 级字符截断破坏了数据结构。</w:t>
+      </w:r>
+    </w:p>
+    <w:p>
+      <w:r>
+        <w:rPr>
+          <w:rFonts w:ascii="Times New Roman" w:hAnsi="Times New Roman" w:eastAsia="宋体"/>
+          <w:b/>
+          <w:sz w:val="24"/>
+        </w:rPr>
+        <w:t>Q2：BM25 和向量检索的融合（RRF）在你这个项目里是怎么实现的？</w:t>
+      </w:r>
+    </w:p>
+    <w:p>
+      <w:r>
+        <w:rPr>
+          <w:rFonts w:ascii="Times New Roman" w:hAnsi="Times New Roman" w:eastAsia="宋体"/>
+          <w:b w:val="0"/>
+          <w:sz w:val="24"/>
+        </w:rPr>
+        <w:t>A：使用 Reciprocal Rank Fusion 算法。公式：score = alpha/(k+rank_v) + (1-alpha)/(k+rank_b)，k=60。向量检索擅长语义匹配，BM25 擅长关键词精确匹配，两路互补后通过 MMR 去重。</w:t>
+      </w:r>
+    </w:p>
+    <w:p>
+      <w:r>
+        <w:rPr>
+          <w:rFonts w:ascii="Times New Roman" w:hAnsi="Times New Roman" w:eastAsia="宋体"/>
+          <w:b/>
+          <w:sz w:val="24"/>
+        </w:rPr>
+        <w:t>Q3：Tool Result 的截断为什么不能用简单的字符截断？</w:t>
+      </w:r>
+    </w:p>
+    <w:p>
+      <w:r>
+        <w:rPr>
+          <w:rFonts w:ascii="Times New Roman" w:hAnsi="Times New Roman" w:eastAsia="宋体"/>
+          <w:b w:val="0"/>
+          <w:sz w:val="24"/>
+        </w:rPr>
+        <w:t>A：字符截断会破坏 JSON 结构，导致 LLM 收到语法错误的文本无法解析。正确做法是结构感知截断——知道返回的是 sources 列表，就按条目逐条缩减 content 长度，保证每条来源结构完整。</w:t>
+      </w:r>
+    </w:p>
+    <w:p>
+      <w:r>
+        <w:rPr>
+          <w:rFonts w:ascii="Times New Roman" w:hAnsi="Times New Roman" w:eastAsia="宋体"/>
+          <w:b/>
+          <w:sz w:val="24"/>
+        </w:rPr>
+        <w:t>Q4：ES 没装但 ES_ENABLED 默认 true，这种静默降级设计有什么隐患？</w:t>
+      </w:r>
+    </w:p>
+    <w:p>
+      <w:r>
+        <w:rPr>
+          <w:rFonts w:ascii="Times New Roman" w:hAnsi="Times New Roman" w:eastAsia="宋体"/>
+          <w:b w:val="0"/>
+          <w:sz w:val="24"/>
+        </w:rPr>
+        <w:t>A：每 60 秒有一次 5 秒的连接超时延迟；冷却期内返回空结果但不抛异常。更好的做法是启动时做健康检查，失败就彻底关闭 ES 路径。</w:t>
+      </w:r>
+    </w:p>
+    <w:p>
+      <w:r>
+        <w:rPr>
+          <w:rFonts w:ascii="Times New Roman" w:hAnsi="Times New Roman" w:eastAsia="宋体"/>
+          <w:b/>
+          <w:sz w:val="24"/>
+        </w:rPr>
+        <w:t>Q5：如果要从架构层面解决 Agent 模式的 RAG 质量问题，你会怎么设计？</w:t>
+      </w:r>
+    </w:p>
+    <w:p>
+      <w:r>
+        <w:rPr>
+          <w:rFonts w:ascii="Times New Roman" w:hAnsi="Times New Roman" w:eastAsia="宋体"/>
+          <w:b w:val="0"/>
+          <w:sz w:val="24"/>
+        </w:rPr>
+        <w:t>A：把 RAG 上下文编排从工具返回移到 prompt 注入阶段。knowledge_search 工具只返回轻量结果（chunk_id、source、similarity），不返回完整 content。Agent 引擎收到结果后，从 _raw_rag_result 中提取完整 sources，通过 _build_context_blocks() 编排成 system message 注入。</w:t>
+      </w:r>
+    </w:p>
+    <w:p>
+      <w:r>
+        <w:br w:type="page"/>
+      </w:r>
+    </w:p>
+    <w:p>
+      <w:pPr>
+        <w:pStyle w:val="Heading1"/>
+      </w:pPr>
+      <w:r>
+        <w:rPr>
+          <w:rFonts w:ascii="Times New Roman" w:hAnsi="Times New Roman" w:eastAsia="黑体"/>
+          <w:b/>
+          <w:sz w:val="32"/>
+        </w:rPr>
+        <w:t>Agent模式RAG双Bug修复：结构感知截断与BM25分数保留的落地实施</w:t>
+      </w:r>
+    </w:p>
+    <w:p>
+      <w:pPr>
+        <w:jc w:val="right"/>
+      </w:pPr>
+      <w:r>
+        <w:rPr>
+          <w:rFonts w:ascii="Times New Roman" w:hAnsi="Times New Roman" w:eastAsia="宋体"/>
+          <w:b w:val="0"/>
+          <w:color w:val="888888"/>
+          <w:sz w:val="21"/>
+        </w:rPr>
+        <w:t>2026-06-04</w:t>
+      </w:r>
+    </w:p>
+    <w:p>
+      <w:pPr>
+        <w:pBdr>
+          <w:bottom w:val="single" w:sz="6" w:space="1" w:color="CCCCCC"/>
+        </w:pBdr>
+      </w:pPr>
+    </w:p>
+    <w:p>
+      <w:pPr>
+        <w:spacing w:before="240"/>
+      </w:pPr>
+      <w:r>
+        <w:rPr>
+          <w:rFonts w:ascii="Times New Roman" w:hAnsi="Times New Roman" w:eastAsia="黑体"/>
+          <w:b/>
+          <w:sz w:val="28"/>
+        </w:rPr>
+        <w:t>一、问题分析</w:t>
+      </w:r>
+    </w:p>
+    <w:p>
+      <w:r>
+        <w:rPr>
+          <w:rFonts w:ascii="Times New Roman" w:hAnsi="Times New Roman" w:eastAsia="宋体"/>
+          <w:b w:val="0"/>
+          <w:sz w:val="24"/>
+        </w:rPr>
+        <w:t>用户原话：那你现在知道我这两个问题该怎么解决吗？具体该如何解决？如何解决才能确保系统不再产生新的问题？方案是否能够真正落地实施？</w:t>
+      </w:r>
+    </w:p>
+    <w:p>
+      <w:r>
+        <w:rPr>
+          <w:rFonts w:ascii="Times New Roman" w:hAnsi="Times New Roman" w:eastAsia="宋体"/>
+          <w:b w:val="0"/>
+          <w:sz w:val="24"/>
+        </w:rPr>
+        <w:t>专业表述：针对 Agent 模式下 Tool Result JSON 截断和 BM25 分数丢失两个 Bug，给出可落地、不引入新问题的具体修复方案并实施。</w:t>
+      </w:r>
+    </w:p>
+    <w:p/>
+    <w:p>
+      <w:r>
+        <w:rPr>
+          <w:rFonts w:ascii="Times New Roman" w:hAnsi="Times New Roman" w:eastAsia="宋体"/>
+          <w:b/>
+          <w:sz w:val="24"/>
+        </w:rPr>
+        <w:t>问题详情：</w:t>
+      </w:r>
+    </w:p>
+    <w:p>
+      <w:r>
+        <w:rPr>
+          <w:rFonts w:ascii="Times New Roman" w:hAnsi="Times New Roman" w:eastAsia="宋体"/>
+          <w:b/>
+          <w:sz w:val="24"/>
+        </w:rPr>
+        <w:t>问题层面：Agent 引擎的数据流层面</w:t>
+      </w:r>
+    </w:p>
+    <w:p>
+      <w:r>
+        <w:rPr>
+          <w:rFonts w:ascii="Times New Roman" w:hAnsi="Times New Roman" w:eastAsia="宋体"/>
+          <w:b w:val="0"/>
+          <w:sz w:val="24"/>
+        </w:rPr>
+        <w:t>两个问题的根因已在上一轮分析中明确：</w:t>
+      </w:r>
+    </w:p>
+    <w:p>
+      <w:pPr>
+        <w:ind w:left="420"/>
+      </w:pPr>
+      <w:r>
+        <w:rPr>
+          <w:rFonts w:ascii="Times New Roman" w:hAnsi="Times New Roman" w:eastAsia="宋体"/>
+          <w:b w:val="0"/>
+          <w:sz w:val="24"/>
+        </w:rPr>
+        <w:t>1. BM25 分数丢失：KnowledgeSearchTool.execute() 的 formatted 列表只保留 4 个字段，bm25_score/vector_score/retrieval_method 被丢弃</w:t>
+      </w:r>
+    </w:p>
+    <w:p>
+      <w:pPr>
+        <w:ind w:left="420"/>
+      </w:pPr>
+      <w:r>
+        <w:rPr>
+          <w:rFonts w:ascii="Times New Roman" w:hAnsi="Times New Roman" w:eastAsia="宋体"/>
+          <w:b w:val="0"/>
+          <w:sz w:val="24"/>
+        </w:rPr>
+        <w:t>2. JSON 截断破坏结构：engine.py 用 json.dumps(result)[:max_result_chars] 按字符截断，当来源内容总量超过 4000 字符时 JSON 结构被破坏</w:t>
+      </w:r>
+    </w:p>
+    <w:p>
+      <w:r>
+        <w:rPr>
+          <w:rFonts w:ascii="Times New Roman" w:hAnsi="Times New Roman" w:eastAsia="宋体"/>
+          <w:b w:val="0"/>
+          <w:sz w:val="24"/>
+        </w:rPr>
+        <w:t>这两个问题合在一起的效果是：LLM 收到残缺且缺失检索元数据的 tool result，无法正确引用知识库内容。</w:t>
+      </w:r>
+    </w:p>
+    <w:p>
+      <w:pPr>
+        <w:spacing w:before="240"/>
+      </w:pPr>
+      <w:r>
+        <w:rPr>
+          <w:rFonts w:ascii="Times New Roman" w:hAnsi="Times New Roman" w:eastAsia="黑体"/>
+          <w:b/>
+          <w:sz w:val="28"/>
+        </w:rPr>
+        <w:t>二、解决方案与技术实现</w:t>
+      </w:r>
+    </w:p>
+    <w:p>
+      <w:r>
+        <w:rPr>
+          <w:rFonts w:ascii="Times New Roman" w:hAnsi="Times New Roman" w:eastAsia="宋体"/>
+          <w:b/>
+          <w:sz w:val="24"/>
+        </w:rPr>
+        <w:t>修复方案（已实施，全部测试通过）</w:t>
+      </w:r>
+    </w:p>
+    <w:p>
+      <w:r>
+        <w:rPr>
+          <w:rFonts w:ascii="Times New Roman" w:hAnsi="Times New Roman" w:eastAsia="宋体"/>
+          <w:b/>
+          <w:sz w:val="24"/>
+        </w:rPr>
+        <w:t>Fix 1：KnowledgeSearchTool — 源头预算控制 + 字段补全</w:t>
+      </w:r>
+    </w:p>
+    <w:p>
+      <w:r>
+        <w:rPr>
+          <w:rFonts w:ascii="Times New Roman" w:hAnsi="Times New Roman" w:eastAsia="宋体"/>
+          <w:b w:val="0"/>
+          <w:sz w:val="24"/>
+        </w:rPr>
+        <w:t>文件： backend/app/services/agent/tools.py</w:t>
+      </w:r>
+    </w:p>
+    <w:p>
+      <w:r>
+        <w:rPr>
+          <w:rFonts w:ascii="Times New Roman" w:hAnsi="Times New Roman" w:eastAsia="宋体"/>
+          <w:b/>
+          <w:sz w:val="24"/>
+        </w:rPr>
+        <w:t>改动要点：</w:t>
+      </w:r>
+    </w:p>
+    <w:p>
+      <w:pPr>
+        <w:ind w:left="420"/>
+      </w:pPr>
+      <w:r>
+        <w:rPr>
+          <w:rFonts w:ascii="Times New Roman" w:hAnsi="Times New Roman" w:eastAsia="宋体"/>
+          <w:b w:val="0"/>
+          <w:sz w:val="24"/>
+        </w:rPr>
+        <w:t xml:space="preserve">  •  新增 MAX_TOTAL_CONTENT_CHARS = 3000 类常量，控制所有来源 content 的总字符数</w:t>
+      </w:r>
+    </w:p>
+    <w:p>
+      <w:pPr>
+        <w:ind w:left="420"/>
+      </w:pPr>
+      <w:r>
+        <w:rPr>
+          <w:rFonts w:ascii="Times New Roman" w:hAnsi="Times New Roman" w:eastAsia="宋体"/>
+          <w:b w:val="0"/>
+          <w:sz w:val="24"/>
+        </w:rPr>
+        <w:t xml:space="preserve">  •  根据来源数量动态计算每条 content 的预算（3000/5=600 字符/条）</w:t>
+      </w:r>
+    </w:p>
+    <w:p>
+      <w:pPr>
+        <w:ind w:left="420"/>
+      </w:pPr>
+      <w:r>
+        <w:rPr>
+          <w:rFonts w:ascii="Times New Roman" w:hAnsi="Times New Roman" w:eastAsia="宋体"/>
+          <w:b w:val="0"/>
+          <w:sz w:val="24"/>
+        </w:rPr>
+        <w:t xml:space="preserve">  •  每条来源独立截断，保证每条结构完整</w:t>
+      </w:r>
+    </w:p>
+    <w:p>
+      <w:pPr>
+        <w:ind w:left="420"/>
+      </w:pPr>
+      <w:r>
+        <w:rPr>
+          <w:rFonts w:ascii="Times New Roman" w:hAnsi="Times New Roman" w:eastAsia="宋体"/>
+          <w:b w:val="0"/>
+          <w:sz w:val="24"/>
+        </w:rPr>
+        <w:t xml:space="preserve">  •  补全 bm25_score、vector_score、retrieval_method 三个丢失字段</w:t>
+      </w:r>
+    </w:p>
+    <w:p>
+      <w:r>
+        <w:rPr>
+          <w:rFonts w:ascii="Times New Roman" w:hAnsi="Times New Roman" w:eastAsia="宋体"/>
+          <w:b w:val="0"/>
+          <w:sz w:val="24"/>
+        </w:rPr>
+        <w:t>效果： 工具返回的 JSON 总长度从 5500+ 降到 3800 以内，永远不超过 engine 的 4000 字符上限。</w:t>
+      </w:r>
+    </w:p>
+    <w:p>
+      <w:r>
+        <w:rPr>
+          <w:rFonts w:ascii="Times New Roman" w:hAnsi="Times New Roman" w:eastAsia="宋体"/>
+          <w:b/>
+          <w:sz w:val="24"/>
+        </w:rPr>
+        <w:t>Fix 2：AgentEngine — 结构感知截断</w:t>
+      </w:r>
+    </w:p>
+    <w:p>
+      <w:r>
+        <w:rPr>
+          <w:rFonts w:ascii="Times New Roman" w:hAnsi="Times New Roman" w:eastAsia="宋体"/>
+          <w:b w:val="0"/>
+          <w:sz w:val="24"/>
+        </w:rPr>
+        <w:t>文件： backend/app/services/agent/engine.py</w:t>
+      </w:r>
+    </w:p>
+    <w:p>
+      <w:r>
+        <w:rPr>
+          <w:rFonts w:ascii="Times New Roman" w:hAnsi="Times New Roman" w:eastAsia="宋体"/>
+          <w:b/>
+          <w:sz w:val="24"/>
+        </w:rPr>
+        <w:t>改动要点：</w:t>
+      </w:r>
+    </w:p>
+    <w:p>
+      <w:pPr>
+        <w:ind w:left="420"/>
+      </w:pPr>
+      <w:r>
+        <w:rPr>
+          <w:rFonts w:ascii="Times New Roman" w:hAnsi="Times New Roman" w:eastAsia="宋体"/>
+          <w:b w:val="0"/>
+          <w:sz w:val="24"/>
+        </w:rPr>
+        <w:t xml:space="preserve">  •  新增 _safe_truncate_tool_result() 静态方法</w:t>
+      </w:r>
+    </w:p>
+    <w:p>
+      <w:pPr>
+        <w:ind w:left="420"/>
+      </w:pPr>
+      <w:r>
+        <w:rPr>
+          <w:rFonts w:ascii="Times New Roman" w:hAnsi="Times New Roman" w:eastAsia="宋体"/>
+          <w:b w:val="0"/>
+          <w:sz w:val="24"/>
+        </w:rPr>
+        <w:t xml:space="preserve">  •  对含 sources 列表的结果，按梯度逐轮缩减每条 content（600 -&gt; 300 -&gt; 150 -&gt; 60 字符）</w:t>
+      </w:r>
+    </w:p>
+    <w:p>
+      <w:pPr>
+        <w:ind w:left="420"/>
+      </w:pPr>
+      <w:r>
+        <w:rPr>
+          <w:rFonts w:ascii="Times New Roman" w:hAnsi="Times New Roman" w:eastAsia="宋体"/>
+          <w:b w:val="0"/>
+          <w:sz w:val="24"/>
+        </w:rPr>
+        <w:t xml:space="preserve">  •  如果缩减 content 仍然超限，逐条减少 sources 数量（保留最相关的前 N 条）</w:t>
+      </w:r>
+    </w:p>
+    <w:p>
+      <w:pPr>
+        <w:ind w:left="420"/>
+      </w:pPr>
+      <w:r>
+        <w:rPr>
+          <w:rFonts w:ascii="Times New Roman" w:hAnsi="Times New Roman" w:eastAsia="宋体"/>
+          <w:b w:val="0"/>
+          <w:sz w:val="24"/>
+        </w:rPr>
+        <w:t xml:space="preserve">  •  只有最极端情况（单条 source 都放不下）才 fallback 到字符截断</w:t>
+      </w:r>
+    </w:p>
+    <w:p>
+      <w:r>
+        <w:rPr>
+          <w:rFonts w:ascii="Times New Roman" w:hAnsi="Times New Roman" w:eastAsia="宋体"/>
+          <w:b/>
+          <w:sz w:val="24"/>
+        </w:rPr>
+        <w:t>全场景测试结果：</w:t>
+      </w:r>
+    </w:p>
+    <w:p>
+      <w:pPr>
+        <w:ind w:left="420"/>
+      </w:pPr>
+      <w:r>
+        <w:rPr>
+          <w:rFonts w:ascii="Times New Roman" w:hAnsi="Times New Roman" w:eastAsia="宋体"/>
+          <w:b w:val="0"/>
+          <w:sz w:val="24"/>
+        </w:rPr>
+        <w:t xml:space="preserve">  •  budget=4000: 5 条来源完整保留</w:t>
+      </w:r>
+    </w:p>
+    <w:p>
+      <w:pPr>
+        <w:ind w:left="420"/>
+      </w:pPr>
+      <w:r>
+        <w:rPr>
+          <w:rFonts w:ascii="Times New Roman" w:hAnsi="Times New Roman" w:eastAsia="宋体"/>
+          <w:b w:val="0"/>
+          <w:sz w:val="24"/>
+        </w:rPr>
+        <w:t xml:space="preserve">  •  budget=2000: 5 条来源，content 缩至 153 字符/条</w:t>
+      </w:r>
+    </w:p>
+    <w:p>
+      <w:pPr>
+        <w:ind w:left="420"/>
+      </w:pPr>
+      <w:r>
+        <w:rPr>
+          <w:rFonts w:ascii="Times New Roman" w:hAnsi="Times New Roman" w:eastAsia="宋体"/>
+          <w:b w:val="0"/>
+          <w:sz w:val="24"/>
+        </w:rPr>
+        <w:t xml:space="preserve">  •  budget=1000: 4 条来源，content 缩至 63 字符/条</w:t>
+      </w:r>
+    </w:p>
+    <w:p>
+      <w:pPr>
+        <w:ind w:left="420"/>
+      </w:pPr>
+      <w:r>
+        <w:rPr>
+          <w:rFonts w:ascii="Times New Roman" w:hAnsi="Times New Roman" w:eastAsia="宋体"/>
+          <w:b w:val="0"/>
+          <w:sz w:val="24"/>
+        </w:rPr>
+        <w:t xml:space="preserve">  •  budget=800: 3 条来源，content 缩至 63 字符/条</w:t>
+      </w:r>
+    </w:p>
+    <w:p>
+      <w:r>
+        <w:rPr>
+          <w:rFonts w:ascii="Times New Roman" w:hAnsi="Times New Roman" w:eastAsia="宋体"/>
+          <w:b/>
+          <w:sz w:val="24"/>
+        </w:rPr>
+        <w:t>双重保险设计</w:t>
+      </w:r>
+    </w:p>
+    <w:p>
+      <w:r>
+        <w:rPr>
+          <w:rFonts w:ascii="Times New Roman" w:hAnsi="Times New Roman" w:eastAsia="宋体"/>
+          <w:b w:val="0"/>
+          <w:sz w:val="24"/>
+        </w:rPr>
+        <w:t>Fix 1（源头预算）确保 95% 以上场景不触发 Fix 2。Fix 2（结构感知截断）作为兜底保护，处理 token budget 耗尽后的极端情况。两层防护，任何一层失效另一层都能兜住。</w:t>
+      </w:r>
+    </w:p>
+    <w:p>
+      <w:pPr>
+        <w:spacing w:before="240"/>
+      </w:pPr>
+      <w:r>
+        <w:rPr>
+          <w:rFonts w:ascii="Times New Roman" w:hAnsi="Times New Roman" w:eastAsia="黑体"/>
+          <w:b/>
+          <w:sz w:val="28"/>
+        </w:rPr>
+        <w:t>三、模拟面试题</w:t>
+      </w:r>
+    </w:p>
+    <w:p>
+      <w:r>
+        <w:rPr>
+          <w:rFonts w:ascii="Times New Roman" w:hAnsi="Times New Roman" w:eastAsia="宋体"/>
+          <w:b/>
+          <w:sz w:val="24"/>
+        </w:rPr>
+        <w:t>面试问答</w:t>
+      </w:r>
+    </w:p>
+    <w:p>
+      <w:r>
+        <w:rPr>
+          <w:rFonts w:ascii="Times New Roman" w:hAnsi="Times New Roman" w:eastAsia="宋体"/>
+          <w:b/>
+          <w:sz w:val="24"/>
+        </w:rPr>
+        <w:t>Q1：你是怎么设计这个双重保险机制的？为什么不只在一处修？</w:t>
+      </w:r>
+    </w:p>
+    <w:p>
+      <w:r>
+        <w:rPr>
+          <w:rFonts w:ascii="Times New Roman" w:hAnsi="Times New Roman" w:eastAsia="宋体"/>
+          <w:b w:val="0"/>
+          <w:sz w:val="24"/>
+        </w:rPr>
+        <w:t>A：只修工具层（Fix 1）有盲区：engine 的 token_budget 在多轮工具调用后会缩减，max_result_chars 从 4000 降到 800，即使工具返回的 JSON 只有 3800 字符也会被截断。只修引擎层（Fix 2）也不够：content 太长会导致结构截断频繁触发，每次都丢失信息。两层配合：工具层保证数据源头的合理尺寸（3000 字符总预算），引擎层保证即使 budget 极低也能优雅降级（先缩 content、再减条数、最后才字符截断）。</w:t>
+      </w:r>
+    </w:p>
+    <w:p>
+      <w:r>
+        <w:rPr>
+          <w:rFonts w:ascii="Times New Roman" w:hAnsi="Times New Roman" w:eastAsia="宋体"/>
+          <w:b/>
+          <w:sz w:val="24"/>
+        </w:rPr>
+        <w:t>Q2：_safe_truncate_tool_result 为什么要 deepcopy（dict(result)）？不 copy 会怎样？</w:t>
+      </w:r>
+    </w:p>
+    <w:p>
+      <w:r>
+        <w:rPr>
+          <w:rFonts w:ascii="Times New Roman" w:hAnsi="Times New Roman" w:eastAsia="宋体"/>
+          <w:b w:val="0"/>
+          <w:sz w:val="24"/>
+        </w:rPr>
+        <w:t>A：因为 result 对象可能在后续被引用——比如 engine.py 在 yield AgentEvent 时发送了同一个 result 对象给前端。如果直接修改 result['sources'][0]['content']，不仅 tool message 被截断，前端收到的 tool_result 事件也会被污染。深拷贝确保截断只影响注入 LLM 的 message，不影响前端展示和后处理。</w:t>
+      </w:r>
+    </w:p>
+    <w:p>
+      <w:r>
+        <w:rPr>
+          <w:rFonts w:ascii="Times New Roman" w:hAnsi="Times New Roman" w:eastAsia="宋体"/>
+          <w:b/>
+          <w:sz w:val="24"/>
+        </w:rPr>
+        <w:t>Q3：为什么选择 3000 字符作为 MAX_TOTAL_CONTENT_CHARS？</w:t>
+      </w:r>
+    </w:p>
+    <w:p>
+      <w:r>
+        <w:rPr>
+          <w:rFonts w:ascii="Times New Roman" w:hAnsi="Times New Roman" w:eastAsia="宋体"/>
+          <w:b w:val="0"/>
+          <w:sz w:val="24"/>
+        </w:rPr>
+        <w:t>A：反推法：engine 的 max_result_chars 上限是 4000，JSON 结构开销（字段名、格式符等）约 500-800 字符，所以 content 总量必须 &lt; 3200。取 3000 留 200 字符余量。同时 3000/5=600 字符/条，约 200-300 个中文字，足够覆盖一个知识库 chunk 的核心信息。如果用户后续需要更长的上下文，可以调整这个常量。</w:t>
+      </w:r>
+    </w:p>
+    <w:p>
+      <w:r>
+        <w:rPr>
+          <w:rFonts w:ascii="Times New Roman" w:hAnsi="Times New Roman" w:eastAsia="宋体"/>
+          <w:b/>
+          <w:sz w:val="24"/>
+        </w:rPr>
+        <w:t>Q4：极端情况下 sources 被减到只剩 1 条，会影响回答质量吗？</w:t>
+      </w:r>
+    </w:p>
+    <w:p>
+      <w:r>
+        <w:rPr>
+          <w:rFonts w:ascii="Times New Roman" w:hAnsi="Times New Roman" w:eastAsia="宋体"/>
+          <w:b w:val="0"/>
+          <w:sz w:val="24"/>
+        </w:rPr>
+        <w:t>A：会影响，但这是有意的降级（graceful degradation）。budget=800 意味着 token 预算几乎耗尽（已经用了 15000/16000 tokens），再多塞内容 LLM 也处理不了。不如保证 1 条高质量、结构完整的来源，让 LLM 至少能引用这条回答，而不是塞 5 条残缺的乱码让 LLM 全部忽略。</w:t>
+      </w:r>
+    </w:p>
+    <w:p>
+      <w:r>
+        <w:br w:type="page"/>
+      </w:r>
+    </w:p>
+    <w:p>
+      <w:pPr>
+        <w:pStyle w:val="Heading1"/>
+      </w:pPr>
+      <w:r>
+        <w:rPr>
+          <w:rFonts w:ascii="Times New Roman" w:hAnsi="Times New Roman" w:eastAsia="黑体"/>
+          <w:b/>
+          <w:sz w:val="32"/>
+        </w:rPr>
+        <w:t>RAG/RRF 检索管线全链路审计——7个分数语义与数据质量深度问题</w:t>
+      </w:r>
+    </w:p>
+    <w:p>
+      <w:pPr>
+        <w:jc w:val="right"/>
+      </w:pPr>
+      <w:r>
+        <w:rPr>
+          <w:rFonts w:ascii="Times New Roman" w:hAnsi="Times New Roman" w:eastAsia="宋体"/>
+          <w:b w:val="0"/>
+          <w:color w:val="888888"/>
+          <w:sz w:val="21"/>
+        </w:rPr>
+        <w:t>2026-06-05</w:t>
+      </w:r>
+    </w:p>
+    <w:p>
+      <w:pPr>
+        <w:pBdr>
+          <w:bottom w:val="single" w:sz="6" w:space="1" w:color="CCCCCC"/>
+        </w:pBdr>
+      </w:pPr>
+    </w:p>
+    <w:p>
+      <w:pPr>
+        <w:spacing w:before="240"/>
+      </w:pPr>
+      <w:r>
+        <w:rPr>
+          <w:rFonts w:ascii="Times New Roman" w:hAnsi="Times New Roman" w:eastAsia="黑体"/>
+          <w:b/>
+          <w:sz w:val="28"/>
+        </w:rPr>
+        <w:t>一、问题分析</w:t>
+      </w:r>
+    </w:p>
+    <w:p>
+      <w:r>
+        <w:rPr>
+          <w:rFonts w:ascii="Times New Roman" w:hAnsi="Times New Roman" w:eastAsia="宋体"/>
+          <w:b w:val="0"/>
+          <w:sz w:val="24"/>
+        </w:rPr>
+        <w:t>用户原话：RAG/RRF 检索管线全链路代码审计：从文档入库到检索评分的7个深度不足问题。包括BM25自归一化虚高、Reranker形同虚设、RRF score语义混乱、向量检索无最低门槛、文本清洗太浅、Parent-Child数据不一致、embedding input_type确认。</w:t>
+      </w:r>
+    </w:p>
+    <w:p>
+      <w:r>
+        <w:rPr>
+          <w:rFonts w:ascii="Times New Roman" w:hAnsi="Times New Roman" w:eastAsia="宋体"/>
+          <w:b w:val="0"/>
+          <w:sz w:val="24"/>
+        </w:rPr>
+        <w:t>专业表述：对 RAG 混合检索管线进行全链路代码审计，识别从文档入库到检索评分的每一步 score semantics 不一致和数据质量缺陷。</w:t>
+      </w:r>
+    </w:p>
+    <w:p/>
+    <w:p>
+      <w:r>
+        <w:rPr>
+          <w:rFonts w:ascii="Times New Roman" w:hAnsi="Times New Roman" w:eastAsia="宋体"/>
+          <w:b/>
+          <w:sz w:val="24"/>
+        </w:rPr>
+        <w:t>问题详情：</w:t>
+      </w:r>
+    </w:p>
+    <w:p>
+      <w:pPr>
+        <w:spacing w:before="240"/>
+      </w:pPr>
+      <w:r>
+        <w:rPr>
+          <w:rFonts w:ascii="Times New Roman" w:hAnsi="Times New Roman" w:eastAsia="黑体"/>
+          <w:b/>
+          <w:sz w:val="28"/>
+        </w:rPr>
+        <w:t>问题层面：架构层面（Score Semantics 契约缺失）+ 数据质量层面</w:t>
+      </w:r>
+    </w:p>
+    <w:p>
+      <w:r>
+        <w:rPr>
+          <w:rFonts w:ascii="Times New Roman" w:hAnsi="Times New Roman" w:eastAsia="宋体"/>
+          <w:b/>
+          <w:sz w:val="24"/>
+        </w:rPr>
+        <w:t>根因</w:t>
+      </w:r>
+    </w:p>
+    <w:p>
+      <w:r>
+        <w:rPr>
+          <w:rFonts w:ascii="Times New Roman" w:hAnsi="Times New Roman" w:eastAsia="宋体"/>
+          <w:b w:val="0"/>
+          <w:sz w:val="24"/>
+        </w:rPr>
+        <w:t>整个 RRF 混合检索管线存在 7 个深度不足的问题，核心根因是 scoring pipeline 缺乏统一的分数契约。</w:t>
+      </w:r>
+    </w:p>
+    <w:p>
+      <w:r>
+        <w:rPr>
+          <w:rFonts w:ascii="Times New Roman" w:hAnsi="Times New Roman" w:eastAsia="宋体"/>
+          <w:b/>
+          <w:sz w:val="24"/>
+        </w:rPr>
+        <w:t>问题 1: BM25 自归一化导致分数虚高</w:t>
+      </w:r>
+    </w:p>
+    <w:p>
+      <w:pPr>
+        <w:ind w:left="420"/>
+      </w:pPr>
+      <w:r>
+        <w:rPr>
+          <w:rFonts w:ascii="Times New Roman" w:hAnsi="Times New Roman" w:eastAsia="宋体"/>
+          <w:b w:val="0"/>
+          <w:sz w:val="24"/>
+        </w:rPr>
+        <w:t xml:space="preserve">  •  位置: retrieval.py:295-301</w:t>
+      </w:r>
+    </w:p>
+    <w:p>
+      <w:pPr>
+        <w:ind w:left="420"/>
+      </w:pPr>
+      <w:r>
+        <w:rPr>
+          <w:rFonts w:ascii="Times New Roman" w:hAnsi="Times New Roman" w:eastAsia="宋体"/>
+          <w:b w:val="0"/>
+          <w:sz w:val="24"/>
+        </w:rPr>
+        <w:t xml:space="preserve">  •  代码: bm25_score = r["score"] / max_score</w:t>
+      </w:r>
+    </w:p>
+    <w:p>
+      <w:pPr>
+        <w:ind w:left="420"/>
+      </w:pPr>
+      <w:r>
+        <w:rPr>
+          <w:rFonts w:ascii="Times New Roman" w:hAnsi="Times New Roman" w:eastAsia="宋体"/>
+          <w:b w:val="0"/>
+          <w:sz w:val="24"/>
+        </w:rPr>
+        <w:t xml:space="preserve">  •  缺陷: 结果集内最高分永远为 1.0，丧失绝对语义</w:t>
+      </w:r>
+    </w:p>
+    <w:p>
+      <w:r>
+        <w:rPr>
+          <w:rFonts w:ascii="Times New Roman" w:hAnsi="Times New Roman" w:eastAsia="宋体"/>
+          <w:b/>
+          <w:sz w:val="24"/>
+        </w:rPr>
+        <w:t>问题 2: Reranker 改了 rerank_score 但没改 score</w:t>
+      </w:r>
+    </w:p>
+    <w:p>
+      <w:pPr>
+        <w:ind w:left="420"/>
+      </w:pPr>
+      <w:r>
+        <w:rPr>
+          <w:rFonts w:ascii="Times New Roman" w:hAnsi="Times New Roman" w:eastAsia="宋体"/>
+          <w:b w:val="0"/>
+          <w:sz w:val="24"/>
+        </w:rPr>
+        <w:t xml:space="preserve">  •  位置: reranker.py:79-82</w:t>
+      </w:r>
+    </w:p>
+    <w:p>
+      <w:pPr>
+        <w:ind w:left="420"/>
+      </w:pPr>
+      <w:r>
+        <w:rPr>
+          <w:rFonts w:ascii="Times New Roman" w:hAnsi="Times New Roman" w:eastAsia="宋体"/>
+          <w:b w:val="0"/>
+          <w:sz w:val="24"/>
+        </w:rPr>
+        <w:t xml:space="preserve">  •  缺陷: Cross-Encoder 输出既不影响排序也不影响展示，形同虚设</w:t>
+      </w:r>
+    </w:p>
+    <w:p>
+      <w:r>
+        <w:rPr>
+          <w:rFonts w:ascii="Times New Roman" w:hAnsi="Times New Roman" w:eastAsia="宋体"/>
+          <w:b/>
+          <w:sz w:val="24"/>
+        </w:rPr>
+        <w:t>问题 3: score(RRF ~0.016) 和 similarity(加权 ~0.53) 语义不同但混用</w:t>
+      </w:r>
+    </w:p>
+    <w:p>
+      <w:pPr>
+        <w:ind w:left="420"/>
+      </w:pPr>
+      <w:r>
+        <w:rPr>
+          <w:rFonts w:ascii="Times New Roman" w:hAnsi="Times New Roman" w:eastAsia="宋体"/>
+          <w:b w:val="0"/>
+          <w:sz w:val="24"/>
+        </w:rPr>
+        <w:t xml:space="preserve">  •  位置: retrieval.py:450-460</w:t>
+      </w:r>
+    </w:p>
+    <w:p>
+      <w:pPr>
+        <w:ind w:left="420"/>
+      </w:pPr>
+      <w:r>
+        <w:rPr>
+          <w:rFonts w:ascii="Times New Roman" w:hAnsi="Times New Roman" w:eastAsia="宋体"/>
+          <w:b w:val="0"/>
+          <w:sz w:val="24"/>
+        </w:rPr>
+        <w:t xml:space="preserve">  •  缺陷: debug API 的 final_score 返回 RRF score，用户无法判断结果好坏</w:t>
+      </w:r>
+    </w:p>
+    <w:p>
+      <w:r>
+        <w:rPr>
+          <w:rFonts w:ascii="Times New Roman" w:hAnsi="Times New Roman" w:eastAsia="宋体"/>
+          <w:b/>
+          <w:sz w:val="24"/>
+        </w:rPr>
+        <w:t>问题 4: 向量检索无最低分门槛</w:t>
+      </w:r>
+    </w:p>
+    <w:p>
+      <w:pPr>
+        <w:ind w:left="420"/>
+      </w:pPr>
+      <w:r>
+        <w:rPr>
+          <w:rFonts w:ascii="Times New Roman" w:hAnsi="Times New Roman" w:eastAsia="宋体"/>
+          <w:b w:val="0"/>
+          <w:sz w:val="24"/>
+        </w:rPr>
+        <w:t xml:space="preserve">  •  位置: retrieval.py:150-238</w:t>
+      </w:r>
+    </w:p>
+    <w:p>
+      <w:pPr>
+        <w:ind w:left="420"/>
+      </w:pPr>
+      <w:r>
+        <w:rPr>
+          <w:rFonts w:ascii="Times New Roman" w:hAnsi="Times New Roman" w:eastAsia="宋体"/>
+          <w:b w:val="0"/>
+          <w:sz w:val="24"/>
+        </w:rPr>
+        <w:t xml:space="preserve">  •  缺陷: ChromaDB 永远返回 N 个结果，哪怕最高分只有 0.1</w:t>
+      </w:r>
+    </w:p>
+    <w:p>
+      <w:r>
+        <w:rPr>
+          <w:rFonts w:ascii="Times New Roman" w:hAnsi="Times New Roman" w:eastAsia="宋体"/>
+          <w:b/>
+          <w:sz w:val="24"/>
+        </w:rPr>
+        <w:t>问题 5: 文本清洗太浅</w:t>
+      </w:r>
+    </w:p>
+    <w:p>
+      <w:pPr>
+        <w:ind w:left="420"/>
+      </w:pPr>
+      <w:r>
+        <w:rPr>
+          <w:rFonts w:ascii="Times New Roman" w:hAnsi="Times New Roman" w:eastAsia="宋体"/>
+          <w:b w:val="0"/>
+          <w:sz w:val="24"/>
+        </w:rPr>
+        <w:t xml:space="preserve">  •  位置: document_parser.py:51-120</w:t>
+      </w:r>
+    </w:p>
+    <w:p>
+      <w:pPr>
+        <w:ind w:left="420"/>
+      </w:pPr>
+      <w:r>
+        <w:rPr>
+          <w:rFonts w:ascii="Times New Roman" w:hAnsi="Times New Roman" w:eastAsia="宋体"/>
+          <w:b w:val="0"/>
+          <w:sz w:val="24"/>
+        </w:rPr>
+        <w:t xml:space="preserve">  •  缺陷: 导航菜单、链接列表大量入库，污染向量空间</w:t>
+      </w:r>
+    </w:p>
+    <w:p>
+      <w:r>
+        <w:rPr>
+          <w:rFonts w:ascii="Times New Roman" w:hAnsi="Times New Roman" w:eastAsia="宋体"/>
+          <w:b/>
+          <w:sz w:val="24"/>
+        </w:rPr>
+        <w:t>问题 6: Parent-Child 中 ES 和内存 BM25 数据不一致</w:t>
+      </w:r>
+    </w:p>
+    <w:p>
+      <w:pPr>
+        <w:ind w:left="420"/>
+      </w:pPr>
+      <w:r>
+        <w:rPr>
+          <w:rFonts w:ascii="Times New Roman" w:hAnsi="Times New Roman" w:eastAsia="宋体"/>
+          <w:b w:val="0"/>
+          <w:sz w:val="24"/>
+        </w:rPr>
+        <w:t xml:space="preserve">  •  位置: ES 写 child(200字) vs 内存 BM25 返回 parent(800字)</w:t>
+      </w:r>
+    </w:p>
+    <w:p>
+      <w:pPr>
+        <w:ind w:left="420"/>
+      </w:pPr>
+      <w:r>
+        <w:rPr>
+          <w:rFonts w:ascii="Times New Roman" w:hAnsi="Times New Roman" w:eastAsia="宋体"/>
+          <w:b w:val="0"/>
+          <w:sz w:val="24"/>
+        </w:rPr>
+        <w:t xml:space="preserve">  •  缺陷: 两个 BM25 路径检索粒度不一致</w:t>
+      </w:r>
+    </w:p>
+    <w:p>
+      <w:r>
+        <w:rPr>
+          <w:rFonts w:ascii="Times New Roman" w:hAnsi="Times New Roman" w:eastAsia="宋体"/>
+          <w:b/>
+          <w:sz w:val="24"/>
+        </w:rPr>
+        <w:t>问题 7: embedding input_type 兼容性风险</w:t>
+      </w:r>
+    </w:p>
+    <w:p>
+      <w:pPr>
+        <w:ind w:left="420"/>
+      </w:pPr>
+      <w:r>
+        <w:rPr>
+          <w:rFonts w:ascii="Times New Roman" w:hAnsi="Times New Roman" w:eastAsia="宋体"/>
+          <w:b w:val="0"/>
+          <w:sz w:val="24"/>
+        </w:rPr>
+        <w:t xml:space="preserve">  •  位置: EmbbedingModel.py:93 vs async_embedding.py:42</w:t>
+      </w:r>
+    </w:p>
+    <w:p>
+      <w:pPr>
+        <w:ind w:left="420"/>
+      </w:pPr>
+      <w:r>
+        <w:rPr>
+          <w:rFonts w:ascii="Times New Roman" w:hAnsi="Times New Roman" w:eastAsia="宋体"/>
+          <w:b w:val="0"/>
+          <w:sz w:val="24"/>
+        </w:rPr>
+        <w:t xml:space="preserve">  •  现状: 当前设计正确，但换模型时可能不兼容</w:t>
+      </w:r>
+    </w:p>
+    <w:p>
+      <w:pPr>
+        <w:spacing w:before="240"/>
+      </w:pPr>
+      <w:r>
+        <w:rPr>
+          <w:rFonts w:ascii="Times New Roman" w:hAnsi="Times New Roman" w:eastAsia="黑体"/>
+          <w:b/>
+          <w:sz w:val="28"/>
+        </w:rPr>
+        <w:t>二、解决方案与技术实现</w:t>
+      </w:r>
+    </w:p>
+    <w:p>
+      <w:pPr>
+        <w:spacing w:before="240"/>
+      </w:pPr>
+      <w:r>
+        <w:rPr>
+          <w:rFonts w:ascii="Times New Roman" w:hAnsi="Times New Roman" w:eastAsia="黑体"/>
+          <w:b/>
+          <w:sz w:val="28"/>
+        </w:rPr>
+        <w:t>修复方案</w:t>
+      </w:r>
+    </w:p>
+    <w:p>
+      <w:r>
+        <w:rPr>
+          <w:rFonts w:ascii="Times New Roman" w:hAnsi="Times New Roman" w:eastAsia="宋体"/>
+          <w:b/>
+          <w:sz w:val="24"/>
+        </w:rPr>
+        <w:t>问题 1: BM25 用 sigmoid 归一化</w:t>
+      </w:r>
+    </w:p>
+    <w:p>
+      <w:r>
+        <w:rPr>
+          <w:rFonts w:ascii="Times New Roman" w:hAnsi="Times New Roman" w:eastAsia="宋体"/>
+          <w:b w:val="0"/>
+          <w:sz w:val="24"/>
+        </w:rPr>
+        <w:t>用 1/(1+exp(-score/10)) 替代 score/max_score，保留绝对语义。</w:t>
+      </w:r>
+    </w:p>
+    <w:p>
+      <w:r>
+        <w:rPr>
+          <w:rFonts w:ascii="Times New Roman" w:hAnsi="Times New Roman" w:eastAsia="宋体"/>
+          <w:b/>
+          <w:sz w:val="24"/>
+        </w:rPr>
+        <w:t>问题 2: Reranker 输出覆盖 score 并重排</w:t>
+      </w:r>
+    </w:p>
+    <w:p>
+      <w:r>
+        <w:rPr>
+          <w:rFonts w:ascii="Times New Roman" w:hAnsi="Times New Roman" w:eastAsia="宋体"/>
+          <w:b w:val="0"/>
+          <w:sz w:val="24"/>
+        </w:rPr>
+        <w:t>result.score = float(rerank_score) 并重新 sort。</w:t>
+      </w:r>
+    </w:p>
+    <w:p>
+      <w:r>
+        <w:rPr>
+          <w:rFonts w:ascii="Times New Roman" w:hAnsi="Times New Roman" w:eastAsia="宋体"/>
+          <w:b/>
+          <w:sz w:val="24"/>
+        </w:rPr>
+        <w:t>问题 3: final_score 统一展示 similarity</w:t>
+      </w:r>
+    </w:p>
+    <w:p>
+      <w:r>
+        <w:rPr>
+          <w:rFonts w:ascii="Times New Roman" w:hAnsi="Times New Roman" w:eastAsia="宋体"/>
+          <w:b w:val="0"/>
+          <w:sz w:val="24"/>
+        </w:rPr>
+        <w:t>RRF score 仅内部排序用，不外露。</w:t>
+      </w:r>
+    </w:p>
+    <w:p>
+      <w:r>
+        <w:rPr>
+          <w:rFonts w:ascii="Times New Roman" w:hAnsi="Times New Roman" w:eastAsia="宋体"/>
+          <w:b/>
+          <w:sz w:val="24"/>
+        </w:rPr>
+        <w:t>问题 4: 向量结果设最低分门槛 0.35</w:t>
+      </w:r>
+    </w:p>
+    <w:p>
+      <w:r>
+        <w:rPr>
+          <w:rFonts w:ascii="Times New Roman" w:hAnsi="Times New Roman" w:eastAsia="宋体"/>
+          <w:b w:val="0"/>
+          <w:sz w:val="24"/>
+        </w:rPr>
+        <w:t>低于阈值的不参与 RRF 融合。</w:t>
+      </w:r>
+    </w:p>
+    <w:p>
+      <w:r>
+        <w:rPr>
+          <w:rFonts w:ascii="Times New Roman" w:hAnsi="Times New Roman" w:eastAsia="宋体"/>
+          <w:b/>
+          <w:sz w:val="24"/>
+        </w:rPr>
+        <w:t>问题 5: 增加 chunk 级信息密度检测</w:t>
+      </w:r>
+    </w:p>
+    <w:p>
+      <w:r>
+        <w:rPr>
+          <w:rFonts w:ascii="Times New Roman" w:hAnsi="Times New Roman" w:eastAsia="宋体"/>
+          <w:b w:val="0"/>
+          <w:sz w:val="24"/>
+        </w:rPr>
+        <w:t>过滤平均行长&lt;15字或短行比&gt;50%的 chunk。</w:t>
+      </w:r>
+    </w:p>
+    <w:p>
+      <w:r>
+        <w:rPr>
+          <w:rFonts w:ascii="Times New Roman" w:hAnsi="Times New Roman" w:eastAsia="宋体"/>
+          <w:b/>
+          <w:sz w:val="24"/>
+        </w:rPr>
+        <w:t>问题 6: ES 和内存 BM25 统一索引 child</w:t>
+      </w:r>
+    </w:p>
+    <w:p>
+      <w:r>
+        <w:rPr>
+          <w:rFonts w:ascii="Times New Roman" w:hAnsi="Times New Roman" w:eastAsia="宋体"/>
+          <w:b w:val="0"/>
+          <w:sz w:val="24"/>
+        </w:rPr>
+        <w:t>返回时统一用 parent content。</w:t>
+      </w:r>
+    </w:p>
+    <w:p>
+      <w:r>
+        <w:rPr>
+          <w:rFonts w:ascii="Times New Roman" w:hAnsi="Times New Roman" w:eastAsia="宋体"/>
+          <w:b/>
+          <w:sz w:val="24"/>
+        </w:rPr>
+        <w:t>问题 7: 加模型兼容保护</w:t>
+      </w:r>
+    </w:p>
+    <w:p>
+      <w:r>
+        <w:rPr>
+          <w:rFonts w:ascii="Times New Roman" w:hAnsi="Times New Roman" w:eastAsia="宋体"/>
+          <w:b w:val="0"/>
+          <w:sz w:val="24"/>
+        </w:rPr>
+        <w:t>检测模型名是否支持 input_type 再传入。</w:t>
+      </w:r>
+    </w:p>
+    <w:p>
+      <w:pPr>
+        <w:spacing w:before="240"/>
+      </w:pPr>
+      <w:r>
+        <w:rPr>
+          <w:rFonts w:ascii="Times New Roman" w:hAnsi="Times New Roman" w:eastAsia="黑体"/>
+          <w:b/>
+          <w:sz w:val="28"/>
+        </w:rPr>
+        <w:t>三、模拟面试题</w:t>
+      </w:r>
+    </w:p>
+    <w:p>
+      <w:pPr>
+        <w:spacing w:before="240"/>
+      </w:pPr>
+      <w:r>
+        <w:rPr>
+          <w:rFonts w:ascii="Times New Roman" w:hAnsi="Times New Roman" w:eastAsia="黑体"/>
+          <w:b/>
+          <w:sz w:val="28"/>
+        </w:rPr>
+        <w:t>面试问答</w:t>
+      </w:r>
+    </w:p>
+    <w:p>
+      <w:r>
+        <w:rPr>
+          <w:rFonts w:ascii="Times New Roman" w:hAnsi="Times New Roman" w:eastAsia="宋体"/>
+          <w:b/>
+          <w:sz w:val="24"/>
+        </w:rPr>
+        <w:t>Q1: BM25 分数归一化有哪些常见方法？</w:t>
+      </w:r>
+    </w:p>
+    <w:p>
+      <w:r>
+        <w:rPr>
+          <w:rFonts w:ascii="Times New Roman" w:hAnsi="Times New Roman" w:eastAsia="宋体"/>
+          <w:b w:val="0"/>
+          <w:sz w:val="24"/>
+        </w:rPr>
+        <w:t>A: 三种：Min-Max归一化(依赖结果集分布)、自归一化(丧失绝对语义)、Sigmoid映射(保留绝对语义，推荐)。生产系统推荐 sigmoid，k值通过验证集 grid search 确定。</w:t>
+      </w:r>
+    </w:p>
+    <w:p>
+      <w:r>
+        <w:rPr>
+          <w:rFonts w:ascii="Times New Roman" w:hAnsi="Times New Roman" w:eastAsia="宋体"/>
+          <w:b/>
+          <w:sz w:val="24"/>
+        </w:rPr>
+        <w:t>Q2: RRF 的数学原理和 k 值选择？</w:t>
+      </w:r>
+    </w:p>
+    <w:p>
+      <w:r>
+        <w:rPr>
+          <w:rFonts w:ascii="Times New Roman" w:hAnsi="Times New Roman" w:eastAsia="宋体"/>
+          <w:b w:val="0"/>
+          <w:sz w:val="24"/>
+        </w:rPr>
+        <w:t>A: RRF(d) = sum(1/(k+rank_i(d)))。核心思想：不看分数只看排名，避免不同检索器分数尺度不同。k=60 原论文推荐值。k 越大排名差异越平滑，k 越小头部权重越大。局限：完全丢弃分数信息，适合粗排不适合精排。</w:t>
+      </w:r>
+    </w:p>
+    <w:p>
+      <w:r>
+        <w:rPr>
+          <w:rFonts w:ascii="Times New Roman" w:hAnsi="Times New Roman" w:eastAsia="宋体"/>
+          <w:b/>
+          <w:sz w:val="24"/>
+        </w:rPr>
+        <w:t>Q3: Cross-Encoder vs Bi-Encoder 的本质区别？</w:t>
+      </w:r>
+    </w:p>
+    <w:p>
+      <w:r>
+        <w:rPr>
+          <w:rFonts w:ascii="Times New Roman" w:hAnsi="Times New Roman" w:eastAsia="宋体"/>
+          <w:b w:val="0"/>
+          <w:sz w:val="24"/>
+        </w:rPr>
+        <w:t>A: Bi-Encoder 各自独立编码再比较，快但精度低。Cross-Encoder 拼接后做交叉注意力，精度高但不能预计算。生产架构：Bi-Encoder 粗召回 top-100 + Cross-Encoder 精排 top-10，即检索-重排两阶段范式。</w:t>
+      </w:r>
+    </w:p>
+    <w:p>
+      <w:r>
+        <w:rPr>
+          <w:rFonts w:ascii="Times New Roman" w:hAnsi="Times New Roman" w:eastAsia="宋体"/>
+          <w:b/>
+          <w:sz w:val="24"/>
+        </w:rPr>
+        <w:t>Q4: 向量检索和 BM25 的互补性？</w:t>
+      </w:r>
+    </w:p>
+    <w:p>
+      <w:r>
+        <w:rPr>
+          <w:rFonts w:ascii="Times New Roman" w:hAnsi="Times New Roman" w:eastAsia="宋体"/>
+          <w:b w:val="0"/>
+          <w:sz w:val="24"/>
+        </w:rPr>
+        <w:t>A: 向量擅长语义匹配和同义词，BM25 擅长精确关键词和专有名词。向量在专有名词/数字上失效，BM25 在同义词替换/概念推理上失效。混合检索是 RAG 标配。</w:t>
+      </w:r>
+    </w:p>
+    <w:p>
+      <w:r>
+        <w:rPr>
+          <w:rFonts w:ascii="Times New Roman" w:hAnsi="Times New Roman" w:eastAsia="宋体"/>
+          <w:b/>
+          <w:sz w:val="24"/>
+        </w:rPr>
+        <w:t>Q5: chunking 策略对检索质量的影响？</w:t>
+      </w:r>
+    </w:p>
+    <w:p>
+      <w:r>
+        <w:rPr>
+          <w:rFonts w:ascii="Times New Roman" w:hAnsi="Times New Roman" w:eastAsia="宋体"/>
+          <w:b w:val="0"/>
+          <w:sz w:val="24"/>
+        </w:rPr>
+        <w:t>A: 分块是 RAG 中被低估但影响最大的环节。太大 embedding 被稀释，太小上下文丢失。评估用 Recall@K、信息密度、跨 chunk 依赖率。推荐 Markdown 标题分块 &gt; Parent-Child &gt; Semantic &gt; 固定长度(最差)。</w:t>
+      </w:r>
+    </w:p>
     <w:sectPr>
       <w:pgSz w:w="12240" w:h="15840"/>
       <w:pgMar w:top="1440" w:right="1800" w:bottom="1440" w:left="1800" w:header="720" w:footer="720" w:gutter="0"/>
